--- a/docs/TDD.docx
+++ b/docs/TDD.docx
@@ -1089,7 +1089,7 @@
                     <w:rFonts w:ascii="宋体" w:hAnsi="宋体" w:cs="宋体" w:hint="eastAsia"/>
                     <w:szCs w:val="21"/>
                   </w:rPr>
-                  <w:t>2</w:t>
+                  <w:t>3</w:t>
                 </w:r>
               </w:p>
             </w:tc>
@@ -2427,6 +2427,13 @@
                     <w:rFonts w:ascii="宋体" w:hAnsi="宋体" w:cs="宋体" w:hint="eastAsia"/>
                     <w:szCs w:val="21"/>
                   </w:rPr>
+                  <w:t>2026/09/29</w:t>
+                </w:r>
+                <w:r>
+                  <w:rPr>
+                    <w:rFonts w:ascii="宋体" w:hAnsi="宋体" w:cs="宋体" w:hint="eastAsia"/>
+                    <w:szCs w:val="21"/>
+                  </w:rPr>
                   <w:t xml:space="preserve"> </w:t>
                 </w:r>
               </w:p>
@@ -2446,6 +2453,12 @@
                   <w:rPr>
                     <w:rFonts w:hint="eastAsia"/>
                   </w:rPr>
+                  <w:t>V1.3</w:t>
+                </w:r>
+                <w:r>
+                  <w:rPr>
+                    <w:rFonts w:hint="eastAsia"/>
+                  </w:rPr>
                   <w:t xml:space="preserve"> </w:t>
                 </w:r>
               </w:p>
@@ -2461,6 +2474,14 @@
                   <w:spacing w:line="360" w:lineRule="auto"/>
                   <w:jc w:val="center"/>
                 </w:pPr>
+                <w:proofErr w:type="spellStart"/>
+                <w:r>
+                  <w:rPr>
+                    <w:rFonts w:hint="eastAsia"/>
+                  </w:rPr>
+                  <w:t>YangWei</w:t>
+                </w:r>
+                <w:proofErr w:type="spellEnd"/>
                 <w:r>
                   <w:rPr>
                     <w:rFonts w:hint="eastAsia"/>
@@ -2483,6 +2504,12 @@
                     <w:rFonts w:hint="eastAsia"/>
                   </w:rPr>
                   <w:t xml:space="preserve"> </w:t>
+                </w:r>
+                <w:r>
+                  <w:rPr>
+                    <w:rFonts w:hint="eastAsia"/>
+                  </w:rPr>
+                  <w:t>规则统一资质过期</w:t>
                 </w:r>
               </w:p>
             </w:tc>
@@ -2589,7 +2616,7 @@
                 </w:rPr>
                 <w:fldChar w:fldCharType="separate"/>
               </w:r>
-              <w:hyperlink w:anchor="_Toc241155983" w:history="1">
+              <w:hyperlink w:anchor="_Toc241065683" w:history="1">
                 <w:r>
                   <w:rPr>
                     <w:rStyle w:val="af"/>
@@ -2638,7 +2665,7 @@
                     <w:noProof/>
                     <w:webHidden/>
                   </w:rPr>
-                  <w:instrText xml:space="preserve"> PAGEREF _Toc241155983 \h </w:instrText>
+                  <w:instrText xml:space="preserve"> PAGEREF _Toc241065683 \h </w:instrText>
                 </w:r>
                 <w:r>
                   <w:rPr>
@@ -2687,7 +2714,7 @@
                   <w14:ligatures w14:val="standardContextual"/>
                 </w:rPr>
               </w:pPr>
-              <w:hyperlink w:anchor="_Toc241155984" w:history="1">
+              <w:hyperlink w:anchor="_Toc241065684" w:history="1">
                 <w:r>
                   <w:rPr>
                     <w:rStyle w:val="af"/>
@@ -2736,7 +2763,7 @@
                     <w:noProof/>
                     <w:webHidden/>
                   </w:rPr>
-                  <w:instrText xml:space="preserve"> PAGEREF _Toc241155984 \h </w:instrText>
+                  <w:instrText xml:space="preserve"> PAGEREF _Toc241065684 \h </w:instrText>
                 </w:r>
                 <w:r>
                   <w:rPr>
@@ -2783,7 +2810,7 @@
                   <w14:ligatures w14:val="standardContextual"/>
                 </w:rPr>
               </w:pPr>
-              <w:hyperlink w:anchor="_Toc241155985" w:history="1">
+              <w:hyperlink w:anchor="_Toc241065685" w:history="1">
                 <w:r>
                   <w:rPr>
                     <w:rStyle w:val="af"/>
@@ -2854,7 +2881,7 @@
                     <w:noProof/>
                     <w:webHidden/>
                   </w:rPr>
-                  <w:instrText xml:space="preserve"> PAGEREF _Toc241155985 \h </w:instrText>
+                  <w:instrText xml:space="preserve"> PAGEREF _Toc241065685 \h </w:instrText>
                 </w:r>
                 <w:r>
                   <w:rPr>
@@ -2901,7 +2928,7 @@
                   <w14:ligatures w14:val="standardContextual"/>
                 </w:rPr>
               </w:pPr>
-              <w:hyperlink w:anchor="_Toc241155986" w:history="1">
+              <w:hyperlink w:anchor="_Toc241065686" w:history="1">
                 <w:r>
                   <w:rPr>
                     <w:rStyle w:val="af"/>
@@ -2972,7 +2999,7 @@
                     <w:noProof/>
                     <w:webHidden/>
                   </w:rPr>
-                  <w:instrText xml:space="preserve"> PAGEREF _Toc241155986 \h </w:instrText>
+                  <w:instrText xml:space="preserve"> PAGEREF _Toc241065686 \h </w:instrText>
                 </w:r>
                 <w:r>
                   <w:rPr>
@@ -3019,7 +3046,7 @@
                   <w14:ligatures w14:val="standardContextual"/>
                 </w:rPr>
               </w:pPr>
-              <w:hyperlink w:anchor="_Toc241155987" w:history="1">
+              <w:hyperlink w:anchor="_Toc241065687" w:history="1">
                 <w:r>
                   <w:rPr>
                     <w:rStyle w:val="af"/>
@@ -3090,7 +3117,7 @@
                     <w:noProof/>
                     <w:webHidden/>
                   </w:rPr>
-                  <w:instrText xml:space="preserve"> PAGEREF _Toc241155987 \h </w:instrText>
+                  <w:instrText xml:space="preserve"> PAGEREF _Toc241065687 \h </w:instrText>
                 </w:r>
                 <w:r>
                   <w:rPr>
@@ -3137,7 +3164,7 @@
                   <w14:ligatures w14:val="standardContextual"/>
                 </w:rPr>
               </w:pPr>
-              <w:hyperlink w:anchor="_Toc241155988" w:history="1">
+              <w:hyperlink w:anchor="_Toc241065688" w:history="1">
                 <w:r>
                   <w:rPr>
                     <w:rStyle w:val="af"/>
@@ -3188,7 +3215,7 @@
                     <w:noProof/>
                     <w:webHidden/>
                   </w:rPr>
-                  <w:instrText xml:space="preserve"> PAGEREF _Toc241155988 \h </w:instrText>
+                  <w:instrText xml:space="preserve"> PAGEREF _Toc241065688 \h </w:instrText>
                 </w:r>
                 <w:r>
                   <w:rPr>
@@ -3237,7 +3264,7 @@
                   <w14:ligatures w14:val="standardContextual"/>
                 </w:rPr>
               </w:pPr>
-              <w:hyperlink w:anchor="_Toc241155989" w:history="1">
+              <w:hyperlink w:anchor="_Toc241065689" w:history="1">
                 <w:r>
                   <w:rPr>
                     <w:rStyle w:val="af"/>
@@ -3286,7 +3313,7 @@
                     <w:noProof/>
                     <w:webHidden/>
                   </w:rPr>
-                  <w:instrText xml:space="preserve"> PAGEREF _Toc241155989 \h </w:instrText>
+                  <w:instrText xml:space="preserve"> PAGEREF _Toc241065689 \h </w:instrText>
                 </w:r>
                 <w:r>
                   <w:rPr>
@@ -3333,7 +3360,7 @@
                   <w14:ligatures w14:val="standardContextual"/>
                 </w:rPr>
               </w:pPr>
-              <w:hyperlink w:anchor="_Toc241155990" w:history="1">
+              <w:hyperlink w:anchor="_Toc241065690" w:history="1">
                 <w:r>
                   <w:rPr>
                     <w:rStyle w:val="af"/>
@@ -3384,7 +3411,7 @@
                     <w:noProof/>
                     <w:webHidden/>
                   </w:rPr>
-                  <w:instrText xml:space="preserve"> PAGEREF _Toc241155990 \h </w:instrText>
+                  <w:instrText xml:space="preserve"> PAGEREF _Toc241065690 \h </w:instrText>
                 </w:r>
                 <w:r>
                   <w:rPr>
@@ -3433,7 +3460,7 @@
                   <w14:ligatures w14:val="standardContextual"/>
                 </w:rPr>
               </w:pPr>
-              <w:hyperlink w:anchor="_Toc241155991" w:history="1">
+              <w:hyperlink w:anchor="_Toc241065691" w:history="1">
                 <w:r>
                   <w:rPr>
                     <w:rStyle w:val="af"/>
@@ -3482,7 +3509,7 @@
                     <w:noProof/>
                     <w:webHidden/>
                   </w:rPr>
-                  <w:instrText xml:space="preserve"> PAGEREF _Toc241155991 \h </w:instrText>
+                  <w:instrText xml:space="preserve"> PAGEREF _Toc241065691 \h </w:instrText>
                 </w:r>
                 <w:r>
                   <w:rPr>
@@ -3531,7 +3558,7 @@
                   <w14:ligatures w14:val="standardContextual"/>
                 </w:rPr>
               </w:pPr>
-              <w:hyperlink w:anchor="_Toc241155992" w:history="1">
+              <w:hyperlink w:anchor="_Toc241065692" w:history="1">
                 <w:r>
                   <w:rPr>
                     <w:rStyle w:val="af"/>
@@ -3580,7 +3607,7 @@
                     <w:noProof/>
                     <w:webHidden/>
                   </w:rPr>
-                  <w:instrText xml:space="preserve"> PAGEREF _Toc241155992 \h </w:instrText>
+                  <w:instrText xml:space="preserve"> PAGEREF _Toc241065692 \h </w:instrText>
                 </w:r>
                 <w:r>
                   <w:rPr>
@@ -3627,7 +3654,7 @@
                   <w14:ligatures w14:val="standardContextual"/>
                 </w:rPr>
               </w:pPr>
-              <w:hyperlink w:anchor="_Toc241155993" w:history="1">
+              <w:hyperlink w:anchor="_Toc241065693" w:history="1">
                 <w:r>
                   <w:rPr>
                     <w:rStyle w:val="af"/>
@@ -3678,7 +3705,7 @@
                     <w:noProof/>
                     <w:webHidden/>
                   </w:rPr>
-                  <w:instrText xml:space="preserve"> PAGEREF _Toc241155993 \h </w:instrText>
+                  <w:instrText xml:space="preserve"> PAGEREF _Toc241065693 \h </w:instrText>
                 </w:r>
                 <w:r>
                   <w:rPr>
@@ -3725,7 +3752,7 @@
                   <w14:ligatures w14:val="standardContextual"/>
                 </w:rPr>
               </w:pPr>
-              <w:hyperlink w:anchor="_Toc241155994" w:history="1">
+              <w:hyperlink w:anchor="_Toc241065694" w:history="1">
                 <w:r>
                   <w:rPr>
                     <w:rStyle w:val="af"/>
@@ -3776,7 +3803,7 @@
                     <w:noProof/>
                     <w:webHidden/>
                   </w:rPr>
-                  <w:instrText xml:space="preserve"> PAGEREF _Toc241155994 \h </w:instrText>
+                  <w:instrText xml:space="preserve"> PAGEREF _Toc241065694 \h </w:instrText>
                 </w:r>
                 <w:r>
                   <w:rPr>
@@ -3825,7 +3852,7 @@
                   <w14:ligatures w14:val="standardContextual"/>
                 </w:rPr>
               </w:pPr>
-              <w:hyperlink w:anchor="_Toc241155995" w:history="1">
+              <w:hyperlink w:anchor="_Toc241065695" w:history="1">
                 <w:r>
                   <w:rPr>
                     <w:rStyle w:val="af"/>
@@ -3874,7 +3901,7 @@
                     <w:noProof/>
                     <w:webHidden/>
                   </w:rPr>
-                  <w:instrText xml:space="preserve"> PAGEREF _Toc241155995 \h </w:instrText>
+                  <w:instrText xml:space="preserve"> PAGEREF _Toc241065695 \h </w:instrText>
                 </w:r>
                 <w:r>
                   <w:rPr>
@@ -3921,7 +3948,7 @@
                   <w14:ligatures w14:val="standardContextual"/>
                 </w:rPr>
               </w:pPr>
-              <w:hyperlink w:anchor="_Toc241155996" w:history="1">
+              <w:hyperlink w:anchor="_Toc241065696" w:history="1">
                 <w:r>
                   <w:rPr>
                     <w:rStyle w:val="af"/>
@@ -3972,7 +3999,7 @@
                     <w:noProof/>
                     <w:webHidden/>
                   </w:rPr>
-                  <w:instrText xml:space="preserve"> PAGEREF _Toc241155996 \h </w:instrText>
+                  <w:instrText xml:space="preserve"> PAGEREF _Toc241065696 \h </w:instrText>
                 </w:r>
                 <w:r>
                   <w:rPr>
@@ -4021,7 +4048,7 @@
                   <w14:ligatures w14:val="standardContextual"/>
                 </w:rPr>
               </w:pPr>
-              <w:hyperlink w:anchor="_Toc241155997" w:history="1">
+              <w:hyperlink w:anchor="_Toc241065697" w:history="1">
                 <w:r>
                   <w:rPr>
                     <w:rStyle w:val="af"/>
@@ -4070,7 +4097,7 @@
                     <w:noProof/>
                     <w:webHidden/>
                   </w:rPr>
-                  <w:instrText xml:space="preserve"> PAGEREF _Toc241155997 \h </w:instrText>
+                  <w:instrText xml:space="preserve"> PAGEREF _Toc241065697 \h </w:instrText>
                 </w:r>
                 <w:r>
                   <w:rPr>
@@ -4117,7 +4144,7 @@
                   <w14:ligatures w14:val="standardContextual"/>
                 </w:rPr>
               </w:pPr>
-              <w:hyperlink w:anchor="_Toc241155998" w:history="1">
+              <w:hyperlink w:anchor="_Toc241065698" w:history="1">
                 <w:r>
                   <w:rPr>
                     <w:rStyle w:val="af"/>
@@ -4168,7 +4195,7 @@
                     <w:noProof/>
                     <w:webHidden/>
                   </w:rPr>
-                  <w:instrText xml:space="preserve"> PAGEREF _Toc241155998 \h </w:instrText>
+                  <w:instrText xml:space="preserve"> PAGEREF _Toc241065698 \h </w:instrText>
                 </w:r>
                 <w:r>
                   <w:rPr>
@@ -4188,7 +4215,7 @@
                     <w:noProof/>
                     <w:webHidden/>
                   </w:rPr>
-                  <w:t>9</w:t>
+                  <w:t>8</w:t>
                 </w:r>
                 <w:r>
                   <w:rPr>
@@ -4215,7 +4242,7 @@
                   <w14:ligatures w14:val="standardContextual"/>
                 </w:rPr>
               </w:pPr>
-              <w:hyperlink w:anchor="_Toc241155999" w:history="1">
+              <w:hyperlink w:anchor="_Toc241065699" w:history="1">
                 <w:r>
                   <w:rPr>
                     <w:rStyle w:val="af"/>
@@ -4266,7 +4293,7 @@
                     <w:noProof/>
                     <w:webHidden/>
                   </w:rPr>
-                  <w:instrText xml:space="preserve"> PAGEREF _Toc241155999 \h </w:instrText>
+                  <w:instrText xml:space="preserve"> PAGEREF _Toc241065699 \h </w:instrText>
                 </w:r>
                 <w:r>
                   <w:rPr>
@@ -4313,7 +4340,7 @@
                   <w14:ligatures w14:val="standardContextual"/>
                 </w:rPr>
               </w:pPr>
-              <w:hyperlink w:anchor="_Toc241156000" w:history="1">
+              <w:hyperlink w:anchor="_Toc241065700" w:history="1">
                 <w:r>
                   <w:rPr>
                     <w:rStyle w:val="af"/>
@@ -4364,7 +4391,7 @@
                     <w:noProof/>
                     <w:webHidden/>
                   </w:rPr>
-                  <w:instrText xml:space="preserve"> PAGEREF _Toc241156000 \h </w:instrText>
+                  <w:instrText xml:space="preserve"> PAGEREF _Toc241065700 \h </w:instrText>
                 </w:r>
                 <w:r>
                   <w:rPr>
@@ -4413,7 +4440,7 @@
                   <w14:ligatures w14:val="standardContextual"/>
                 </w:rPr>
               </w:pPr>
-              <w:hyperlink w:anchor="_Toc241156001" w:history="1">
+              <w:hyperlink w:anchor="_Toc241065701" w:history="1">
                 <w:r>
                   <w:rPr>
                     <w:rStyle w:val="af"/>
@@ -4462,7 +4489,7 @@
                     <w:noProof/>
                     <w:webHidden/>
                   </w:rPr>
-                  <w:instrText xml:space="preserve"> PAGEREF _Toc241156001 \h </w:instrText>
+                  <w:instrText xml:space="preserve"> PAGEREF _Toc241065701 \h </w:instrText>
                 </w:r>
                 <w:r>
                   <w:rPr>
@@ -4509,7 +4536,7 @@
                   <w14:ligatures w14:val="standardContextual"/>
                 </w:rPr>
               </w:pPr>
-              <w:hyperlink w:anchor="_Toc241156002" w:history="1">
+              <w:hyperlink w:anchor="_Toc241065702" w:history="1">
                 <w:r>
                   <w:rPr>
                     <w:rStyle w:val="af"/>
@@ -4560,7 +4587,7 @@
                     <w:noProof/>
                     <w:webHidden/>
                   </w:rPr>
-                  <w:instrText xml:space="preserve"> PAGEREF _Toc241156002 \h </w:instrText>
+                  <w:instrText xml:space="preserve"> PAGEREF _Toc241065702 \h </w:instrText>
                 </w:r>
                 <w:r>
                   <w:rPr>
@@ -4609,7 +4636,7 @@
                   <w14:ligatures w14:val="standardContextual"/>
                 </w:rPr>
               </w:pPr>
-              <w:hyperlink w:anchor="_Toc241156003" w:history="1">
+              <w:hyperlink w:anchor="_Toc241065703" w:history="1">
                 <w:r>
                   <w:rPr>
                     <w:rStyle w:val="af"/>
@@ -4658,7 +4685,7 @@
                     <w:noProof/>
                     <w:webHidden/>
                   </w:rPr>
-                  <w:instrText xml:space="preserve"> PAGEREF _Toc241156003 \h </w:instrText>
+                  <w:instrText xml:space="preserve"> PAGEREF _Toc241065703 \h </w:instrText>
                 </w:r>
                 <w:r>
                   <w:rPr>
@@ -4707,7 +4734,7 @@
                   <w14:ligatures w14:val="standardContextual"/>
                 </w:rPr>
               </w:pPr>
-              <w:hyperlink w:anchor="_Toc241156004" w:history="1">
+              <w:hyperlink w:anchor="_Toc241065704" w:history="1">
                 <w:r>
                   <w:rPr>
                     <w:rStyle w:val="af"/>
@@ -4756,7 +4783,7 @@
                     <w:noProof/>
                     <w:webHidden/>
                   </w:rPr>
-                  <w:instrText xml:space="preserve"> PAGEREF _Toc241156004 \h </w:instrText>
+                  <w:instrText xml:space="preserve"> PAGEREF _Toc241065704 \h </w:instrText>
                 </w:r>
                 <w:r>
                   <w:rPr>
@@ -4805,7 +4832,7 @@
                   <w14:ligatures w14:val="standardContextual"/>
                 </w:rPr>
               </w:pPr>
-              <w:hyperlink w:anchor="_Toc241156005" w:history="1">
+              <w:hyperlink w:anchor="_Toc241065705" w:history="1">
                 <w:r>
                   <w:rPr>
                     <w:rStyle w:val="af"/>
@@ -4854,7 +4881,7 @@
                     <w:noProof/>
                     <w:webHidden/>
                   </w:rPr>
-                  <w:instrText xml:space="preserve"> PAGEREF _Toc241156005 \h </w:instrText>
+                  <w:instrText xml:space="preserve"> PAGEREF _Toc241065705 \h </w:instrText>
                 </w:r>
                 <w:r>
                   <w:rPr>
@@ -4874,7 +4901,7 @@
                     <w:noProof/>
                     <w:webHidden/>
                   </w:rPr>
-                  <w:t>13</w:t>
+                  <w:t>12</w:t>
                 </w:r>
                 <w:r>
                   <w:rPr>
@@ -4903,7 +4930,7 @@
                   <w14:ligatures w14:val="standardContextual"/>
                 </w:rPr>
               </w:pPr>
-              <w:hyperlink w:anchor="_Toc241156006" w:history="1">
+              <w:hyperlink w:anchor="_Toc241065706" w:history="1">
                 <w:r>
                   <w:rPr>
                     <w:rStyle w:val="af"/>
@@ -4952,7 +4979,7 @@
                     <w:noProof/>
                     <w:webHidden/>
                   </w:rPr>
-                  <w:instrText xml:space="preserve"> PAGEREF _Toc241156006 \h </w:instrText>
+                  <w:instrText xml:space="preserve"> PAGEREF _Toc241065706 \h </w:instrText>
                 </w:r>
                 <w:r>
                   <w:rPr>
@@ -5060,7 +5087,7 @@
               <w:szCs w:val="32"/>
             </w:rPr>
           </w:pPr>
-          <w:bookmarkStart w:id="0" w:name="_Toc241155983"/>
+          <w:bookmarkStart w:id="0" w:name="_Toc241065683"/>
           <w:r>
             <w:rPr>
               <w:rFonts w:ascii="黑体" w:eastAsia="黑体" w:hAnsi="宋体" w:cs="Times New Roman"/>
@@ -5126,6 +5153,62 @@
               <w:sz w:val="21"/>
             </w:rPr>
             <w:t>5</w:t>
+          </w:r>
+          <w:r>
+            <w:rPr>
+              <w:rFonts w:ascii="Times New Roman" w:hAnsi="Times New Roman" w:cs="Times New Roman" w:hint="eastAsia"/>
+              <w:kern w:val="2"/>
+              <w:sz w:val="21"/>
+            </w:rPr>
+            <w:t>（</w:t>
+          </w:r>
+          <w:r>
+            <w:rPr>
+              <w:rFonts w:ascii="Times New Roman" w:hAnsi="Times New Roman" w:cs="Times New Roman"/>
+              <w:kern w:val="2"/>
+              <w:sz w:val="21"/>
+            </w:rPr>
+            <w:t>供应商管理系统需求规格说明书</w:t>
+          </w:r>
+          <w:r>
+            <w:rPr>
+              <w:rFonts w:ascii="Times New Roman" w:hAnsi="Times New Roman" w:cs="Times New Roman"/>
+              <w:kern w:val="2"/>
+              <w:sz w:val="21"/>
+            </w:rPr>
+            <w:t>-</w:t>
+          </w:r>
+          <w:r>
+            <w:rPr>
+              <w:rFonts w:ascii="Times New Roman" w:hAnsi="Times New Roman" w:cs="Times New Roman"/>
+              <w:kern w:val="2"/>
+              <w:sz w:val="21"/>
+            </w:rPr>
+            <w:t>补充非</w:t>
+          </w:r>
+          <w:r>
+            <w:rPr>
+              <w:rFonts w:ascii="Times New Roman" w:hAnsi="Times New Roman" w:cs="Times New Roman"/>
+              <w:kern w:val="2"/>
+              <w:sz w:val="21"/>
+            </w:rPr>
+            <w:t>MVP V1.4_20260920</w:t>
+          </w:r>
+          <w:r>
+            <w:rPr>
+              <w:rFonts w:ascii="Times New Roman" w:hAnsi="Times New Roman" w:cs="Times New Roman"/>
+              <w:kern w:val="2"/>
+              <w:sz w:val="21"/>
+            </w:rPr>
+            <w:t>待评审</w:t>
+          </w:r>
+          <w:r>
+            <w:rPr>
+              <w:rFonts w:ascii="Times New Roman" w:hAnsi="Times New Roman" w:cs="Times New Roman" w:hint="eastAsia"/>
+              <w:kern w:val="2"/>
+              <w:sz w:val="21"/>
+            </w:rPr>
+            <w:t>）</w:t>
           </w:r>
           <w:r>
             <w:rPr>
@@ -5295,7 +5378,7 @@
               <w:szCs w:val="32"/>
             </w:rPr>
           </w:pPr>
-          <w:bookmarkStart w:id="1" w:name="_Toc241155984"/>
+          <w:bookmarkStart w:id="1" w:name="_Toc241065684"/>
           <w:r>
             <w:rPr>
               <w:rFonts w:ascii="黑体" w:eastAsia="黑体" w:hAnsi="宋体" w:cs="Times New Roman"/>
@@ -5336,7 +5419,7 @@
             </w:rPr>
           </w:pPr>
           <w:bookmarkStart w:id="2" w:name="_Toc240471352"/>
-          <w:bookmarkStart w:id="3" w:name="_Toc241155985"/>
+          <w:bookmarkStart w:id="3" w:name="_Toc241065685"/>
           <w:r>
             <w:rPr>
               <w:rFonts w:ascii="Arial" w:eastAsia="黑体" w:hAnsi="Arial" w:cs="Times New Roman"/>
@@ -5450,7 +5533,7 @@
             </w:rPr>
           </w:pPr>
           <w:bookmarkStart w:id="4" w:name="_Toc240471353"/>
-          <w:bookmarkStart w:id="5" w:name="_Toc241155986"/>
+          <w:bookmarkStart w:id="5" w:name="_Toc241065686"/>
           <w:r>
             <w:rPr>
               <w:rFonts w:ascii="Arial" w:eastAsia="黑体" w:hAnsi="Arial" w:cs="Times New Roman" w:hint="eastAsia"/>
@@ -5581,7 +5664,7 @@
             </w:rPr>
           </w:pPr>
           <w:bookmarkStart w:id="6" w:name="_Toc240471354"/>
-          <w:bookmarkStart w:id="7" w:name="_Toc241155987"/>
+          <w:bookmarkStart w:id="7" w:name="_Toc241065687"/>
           <w:r>
             <w:rPr>
               <w:rFonts w:ascii="Arial" w:eastAsia="黑体" w:hAnsi="Arial" w:cs="Times New Roman" w:hint="eastAsia"/>
@@ -5640,7 +5723,7 @@
             <w:ind w:firstLineChars="200" w:firstLine="420"/>
             <w:jc w:val="both"/>
             <w:rPr>
-              <w:rFonts w:ascii="Times New Roman" w:hAnsi="Times New Roman" w:cs="Times New Roman"/>
+              <w:rFonts w:ascii="Times New Roman" w:hAnsi="Times New Roman" w:cs="Times New Roman" w:hint="eastAsia"/>
               <w:kern w:val="2"/>
               <w:sz w:val="21"/>
             </w:rPr>
@@ -5651,15 +5734,103 @@
               <w:kern w:val="2"/>
               <w:sz w:val="21"/>
             </w:rPr>
-            <w:t>职责：负责审核业务员提交的档案及营业执照等资质文件，把关准入审核，填写</w:t>
-          </w:r>
-          <w:r>
-            <w:rPr>
-              <w:rFonts w:ascii="Times New Roman" w:hAnsi="Times New Roman" w:cs="Times New Roman"/>
-              <w:kern w:val="2"/>
-              <w:sz w:val="21"/>
-            </w:rPr>
-            <w:t>驳回意见，复核绩效评价结果，执行停用</w:t>
+            <w:t>职责</w:t>
+          </w:r>
+          <w:r>
+            <w:rPr>
+              <w:rFonts w:ascii="Times New Roman" w:hAnsi="Times New Roman" w:cs="Times New Roman"/>
+              <w:kern w:val="2"/>
+              <w:sz w:val="21"/>
+            </w:rPr>
+            <w:t>:</w:t>
+          </w:r>
+          <w:r>
+            <w:rPr>
+              <w:rFonts w:ascii="Times New Roman" w:hAnsi="Times New Roman" w:cs="Times New Roman"/>
+              <w:kern w:val="2"/>
+              <w:sz w:val="21"/>
+            </w:rPr>
+            <w:t>负责审核业务员提交的档案及营业执照等资质文件</w:t>
+          </w:r>
+          <w:r>
+            <w:rPr>
+              <w:rFonts w:ascii="Times New Roman" w:hAnsi="Times New Roman" w:cs="Times New Roman"/>
+              <w:kern w:val="2"/>
+              <w:sz w:val="21"/>
+            </w:rPr>
+            <w:t>,</w:t>
+          </w:r>
+          <w:r>
+            <w:rPr>
+              <w:rFonts w:ascii="Times New Roman" w:hAnsi="Times New Roman" w:cs="Times New Roman"/>
+              <w:kern w:val="2"/>
+              <w:sz w:val="21"/>
+            </w:rPr>
+            <w:t>把关准入审核</w:t>
+          </w:r>
+          <w:r>
+            <w:rPr>
+              <w:rFonts w:ascii="Times New Roman" w:hAnsi="Times New Roman" w:cs="Times New Roman"/>
+              <w:kern w:val="2"/>
+              <w:sz w:val="21"/>
+            </w:rPr>
+            <w:t>,</w:t>
+          </w:r>
+          <w:r>
+            <w:rPr>
+              <w:rFonts w:ascii="Times New Roman" w:hAnsi="Times New Roman" w:cs="Times New Roman"/>
+              <w:kern w:val="2"/>
+              <w:sz w:val="21"/>
+            </w:rPr>
+            <w:t>填写驳回意见</w:t>
+          </w:r>
+          <w:r>
+            <w:rPr>
+              <w:rFonts w:ascii="Times New Roman" w:hAnsi="Times New Roman" w:cs="Times New Roman"/>
+              <w:kern w:val="2"/>
+              <w:sz w:val="21"/>
+            </w:rPr>
+            <w:t>,</w:t>
+          </w:r>
+          <w:r>
+            <w:rPr>
+              <w:rFonts w:ascii="Times New Roman" w:hAnsi="Times New Roman" w:cs="Times New Roman"/>
+              <w:kern w:val="2"/>
+              <w:sz w:val="21"/>
+            </w:rPr>
+            <w:t>复核绩效评价结果</w:t>
+          </w:r>
+          <w:r>
+            <w:rPr>
+              <w:rFonts w:ascii="Times New Roman" w:hAnsi="Times New Roman" w:cs="Times New Roman"/>
+              <w:kern w:val="2"/>
+              <w:sz w:val="21"/>
+            </w:rPr>
+            <w:t>,</w:t>
+          </w:r>
+          <w:r>
+            <w:rPr>
+              <w:rFonts w:ascii="Times New Roman" w:hAnsi="Times New Roman" w:cs="Times New Roman"/>
+              <w:kern w:val="2"/>
+              <w:sz w:val="21"/>
+            </w:rPr>
+            <w:t>审批</w:t>
+          </w:r>
+          <w:r>
+            <w:rPr>
+              <w:rFonts w:ascii="Times New Roman" w:hAnsi="Times New Roman" w:cs="Times New Roman"/>
+              <w:kern w:val="2"/>
+              <w:sz w:val="21"/>
+            </w:rPr>
+            <w:t xml:space="preserve"> STAFF </w:t>
+          </w:r>
+          <w:r>
+            <w:rPr>
+              <w:rFonts w:ascii="Times New Roman" w:hAnsi="Times New Roman" w:cs="Times New Roman"/>
+              <w:kern w:val="2"/>
+              <w:sz w:val="21"/>
+            </w:rPr>
+            <w:t>提交的停用</w:t>
           </w:r>
           <w:r>
             <w:rPr>
@@ -5675,7 +5846,39 @@
               <w:kern w:val="2"/>
               <w:sz w:val="21"/>
             </w:rPr>
-            <w:t>淘汰最终决策，并对合作状态进行合规监督。</w:t>
+            <w:t>恢复</w:t>
+          </w:r>
+          <w:r>
+            <w:rPr>
+              <w:rFonts w:ascii="Times New Roman" w:hAnsi="Times New Roman" w:cs="Times New Roman"/>
+              <w:kern w:val="2"/>
+              <w:sz w:val="21"/>
+            </w:rPr>
+            <w:t>/</w:t>
+          </w:r>
+          <w:r>
+            <w:rPr>
+              <w:rFonts w:ascii="Times New Roman" w:hAnsi="Times New Roman" w:cs="Times New Roman"/>
+              <w:kern w:val="2"/>
+              <w:sz w:val="21"/>
+            </w:rPr>
+            <w:t>淘汰生命周期申请并做裁决</w:t>
+          </w:r>
+          <w:r>
+            <w:rPr>
+              <w:rFonts w:ascii="Times New Roman" w:hAnsi="Times New Roman" w:cs="Times New Roman"/>
+              <w:kern w:val="2"/>
+              <w:sz w:val="21"/>
+            </w:rPr>
+            <w:t>,</w:t>
+          </w:r>
+          <w:r>
+            <w:rPr>
+              <w:rFonts w:ascii="Times New Roman" w:hAnsi="Times New Roman" w:cs="Times New Roman"/>
+              <w:kern w:val="2"/>
+              <w:sz w:val="21"/>
+            </w:rPr>
+            <w:t>并对合作状态进行合规监督。</w:t>
           </w:r>
         </w:p>
         <w:p>
@@ -5717,7 +5920,7 @@
             </w:rPr>
           </w:pPr>
           <w:bookmarkStart w:id="8" w:name="_Toc240471355"/>
-          <w:bookmarkStart w:id="9" w:name="_Toc241155988"/>
+          <w:bookmarkStart w:id="9" w:name="_Toc241065688"/>
           <w:r>
             <w:rPr>
               <w:rFonts w:ascii="Arial" w:eastAsia="黑体" w:hAnsi="Arial" w:cs="Times New Roman"/>
@@ -5728,7 +5931,6 @@
               <w:sz w:val="28"/>
               <w:szCs w:val="28"/>
             </w:rPr>
-            <w:lastRenderedPageBreak/>
             <w:t>权限与功能控制矩阵</w:t>
           </w:r>
           <w:bookmarkEnd w:id="8"/>
@@ -7057,11 +7259,19 @@
                 </w:pPr>
                 <w:r>
                   <w:rPr>
+                    <w:rFonts w:ascii="Times New Roman" w:hAnsi="Times New Roman" w:cs="Times New Roman" w:hint="eastAsia"/>
+                    <w:kern w:val="2"/>
+                    <w:sz w:val="21"/>
+                  </w:rPr>
+                  <w:t>2</w:t>
+                </w:r>
+                <w:r>
+                  <w:rPr>
                     <w:rFonts w:ascii="Times New Roman" w:hAnsi="Times New Roman" w:cs="Times New Roman"/>
                     <w:kern w:val="2"/>
                     <w:sz w:val="21"/>
                   </w:rPr>
-                  <w:t>资质过期解锁</w:t>
+                  <w:t>解锁</w:t>
                 </w:r>
                 <w:r>
                   <w:rPr>
@@ -7315,7 +7525,7 @@
               <w:szCs w:val="32"/>
             </w:rPr>
           </w:pPr>
-          <w:bookmarkStart w:id="10" w:name="_Toc241155989"/>
+          <w:bookmarkStart w:id="10" w:name="_Toc241065689"/>
           <w:r>
             <w:rPr>
               <w:rFonts w:ascii="黑体" w:eastAsia="黑体" w:hAnsi="宋体" w:cs="Times New Roman"/>
@@ -7472,7 +7682,7 @@
               <w:szCs w:val="28"/>
             </w:rPr>
           </w:pPr>
-          <w:bookmarkStart w:id="11" w:name="_Toc241155990"/>
+          <w:bookmarkStart w:id="11" w:name="_Toc241065690"/>
           <w:r>
             <w:rPr>
               <w:rFonts w:ascii="Arial" w:eastAsia="黑体" w:hAnsi="Arial" w:cs="Times New Roman"/>
@@ -8037,7 +8247,7 @@
               <w:szCs w:val="32"/>
             </w:rPr>
           </w:pPr>
-          <w:bookmarkStart w:id="12" w:name="_Toc241155991"/>
+          <w:bookmarkStart w:id="12" w:name="_Toc241065691"/>
           <w:r>
             <w:rPr>
               <w:rFonts w:ascii="黑体" w:eastAsia="黑体" w:hAnsi="宋体" w:cs="Times New Roman"/>
@@ -8283,7 +8493,7 @@
             </w:rPr>
           </w:pPr>
           <w:bookmarkStart w:id="13" w:name="_Toc240978837"/>
-          <w:bookmarkStart w:id="14" w:name="_Toc241155992"/>
+          <w:bookmarkStart w:id="14" w:name="_Toc241065692"/>
           <w:r>
             <w:rPr>
               <w:rFonts w:ascii="黑体" w:eastAsia="黑体" w:hAnsi="宋体" w:cs="Times New Roman"/>
@@ -8314,9 +8524,9 @@
               <w:color w:val="1F1F1F"/>
             </w:rPr>
             <w:drawing>
-              <wp:inline distT="0" distB="0" distL="0" distR="0" wp14:anchorId="5F6B2D2A" wp14:editId="40170AC4">
-                <wp:extent cx="5486294" cy="7345181"/>
-                <wp:effectExtent l="0" t="0" r="635" b="0"/>
+              <wp:inline distT="0" distB="0" distL="0" distR="0" wp14:anchorId="5F6B2D2A" wp14:editId="1621878F">
+                <wp:extent cx="5486400" cy="7587762"/>
+                <wp:effectExtent l="0" t="0" r="0" b="0"/>
                 <wp:docPr id="1747100145" name="图片 8"/>
                 <wp:cNvGraphicFramePr>
                   <a:graphicFrameLocks xmlns:a="http://schemas.openxmlformats.org/drawingml/2006/main" noChangeAspect="1"/>
@@ -8343,7 +8553,7 @@
                       <pic:spPr>
                         <a:xfrm>
                           <a:off x="0" y="0"/>
-                          <a:ext cx="5509022" cy="7375610"/>
+                          <a:ext cx="5501058" cy="7608034"/>
                         </a:xfrm>
                         <a:prstGeom prst="rect">
                           <a:avLst/>
@@ -8363,6 +8573,7 @@
             <w:jc w:val="center"/>
           </w:pPr>
           <w:r>
+            <w:lastRenderedPageBreak/>
             <w:t xml:space="preserve">图 </w:t>
           </w:r>
           <w:r>
@@ -8407,8 +8618,8 @@
               <w:szCs w:val="28"/>
             </w:rPr>
           </w:pPr>
-          <w:bookmarkStart w:id="15" w:name="_Toc240978838"/>
-          <w:bookmarkStart w:id="16" w:name="_Toc241155993"/>
+          <w:bookmarkStart w:id="15" w:name="_Toc241065693"/>
+          <w:bookmarkStart w:id="16" w:name="_Toc240978838"/>
           <w:r>
             <w:rPr>
               <w:rFonts w:ascii="Arial" w:eastAsia="黑体" w:hAnsi="Arial" w:cs="Times New Roman"/>
@@ -8419,10 +8630,9 @@
               <w:sz w:val="28"/>
               <w:szCs w:val="28"/>
             </w:rPr>
-            <w:lastRenderedPageBreak/>
             <w:t>状态机控制与边界流转规则</w:t>
           </w:r>
-          <w:bookmarkEnd w:id="16"/>
+          <w:bookmarkEnd w:id="15"/>
           <w:r>
             <w:rPr>
               <w:rFonts w:ascii="Arial" w:eastAsia="黑体" w:hAnsi="Arial" w:cs="Times New Roman" w:hint="eastAsia"/>
@@ -8435,7 +8645,7 @@
             </w:rPr>
             <w:t xml:space="preserve"> </w:t>
           </w:r>
-          <w:bookmarkEnd w:id="15"/>
+          <w:bookmarkEnd w:id="16"/>
         </w:p>
         <w:p>
           <w:pPr>
@@ -8460,23 +8670,15 @@
               <w:kern w:val="2"/>
               <w:sz w:val="21"/>
             </w:rPr>
-            <w:t>资质过期：</w:t>
-          </w:r>
-          <w:r>
-            <w:rPr>
-              <w:rFonts w:ascii="Times New Roman" w:hAnsi="Times New Roman" w:cs="Times New Roman"/>
-              <w:kern w:val="2"/>
-              <w:sz w:val="21"/>
-            </w:rPr>
-            <w:t>系统自动识别资质</w:t>
-          </w:r>
-          <w:r>
-            <w:rPr>
-              <w:rFonts w:ascii="Times New Roman" w:hAnsi="Times New Roman" w:cs="Times New Roman"/>
-              <w:kern w:val="2"/>
-              <w:sz w:val="21"/>
-            </w:rPr>
-            <w:t xml:space="preserve"> </w:t>
+            <w:t>资质过期与风险预警：系统根据资质</w:t>
+          </w:r>
+          <w:r>
+            <w:rPr>
+              <w:rFonts w:ascii="Times New Roman" w:hAnsi="Times New Roman" w:cs="Times New Roman"/>
+              <w:kern w:val="2"/>
+              <w:sz w:val="21"/>
+            </w:rPr>
+            <w:t> </w:t>
           </w:r>
           <w:proofErr w:type="spellStart"/>
           <w:r>
@@ -8494,39 +8696,127 @@
               <w:kern w:val="2"/>
               <w:sz w:val="21"/>
             </w:rPr>
-            <w:t>，并将过期资质标记为风险状态；</w:t>
-          </w:r>
-          <w:r>
-            <w:rPr>
-              <w:rFonts w:ascii="Times New Roman" w:hAnsi="Times New Roman" w:cs="Times New Roman"/>
-              <w:kern w:val="2"/>
-              <w:sz w:val="21"/>
-            </w:rPr>
-            <w:t>MVP</w:t>
-          </w:r>
-          <w:r>
-            <w:rPr>
-              <w:rFonts w:ascii="Times New Roman" w:hAnsi="Times New Roman" w:cs="Times New Roman"/>
-              <w:kern w:val="2"/>
-              <w:sz w:val="21"/>
-            </w:rPr>
-            <w:t>阶段由</w:t>
-          </w:r>
-          <w:r>
-            <w:rPr>
-              <w:rFonts w:ascii="Times New Roman" w:hAnsi="Times New Roman" w:cs="Times New Roman"/>
-              <w:kern w:val="2"/>
-              <w:sz w:val="21"/>
-            </w:rPr>
-            <w:t>AUDITOR</w:t>
-          </w:r>
-          <w:r>
-            <w:rPr>
-              <w:rFonts w:ascii="Times New Roman" w:hAnsi="Times New Roman" w:cs="Times New Roman"/>
-              <w:kern w:val="2"/>
-              <w:sz w:val="21"/>
-            </w:rPr>
-            <w:t>根据风险情况执行停用决策，系统负责校验合法状态迁移并记录审计日志。</w:t>
+            <w:t> </w:t>
+          </w:r>
+          <w:r>
+            <w:rPr>
+              <w:rFonts w:ascii="Times New Roman" w:hAnsi="Times New Roman" w:cs="Times New Roman"/>
+              <w:kern w:val="2"/>
+              <w:sz w:val="21"/>
+            </w:rPr>
+            <w:t>自动识别过期情况并标记风险预警状态。</w:t>
+          </w:r>
+          <w:r>
+            <w:rPr>
+              <w:rFonts w:ascii="Times New Roman" w:hAnsi="Times New Roman" w:cs="Times New Roman"/>
+              <w:kern w:val="2"/>
+              <w:sz w:val="21"/>
+            </w:rPr>
+            <w:t xml:space="preserve">MVP </w:t>
+          </w:r>
+          <w:r>
+            <w:rPr>
+              <w:rFonts w:ascii="Times New Roman" w:hAnsi="Times New Roman" w:cs="Times New Roman"/>
+              <w:kern w:val="2"/>
+              <w:sz w:val="21"/>
+            </w:rPr>
+            <w:t>阶段系统不自动生成停用单，亦不允许</w:t>
+          </w:r>
+          <w:r>
+            <w:rPr>
+              <w:rFonts w:ascii="Times New Roman" w:hAnsi="Times New Roman" w:cs="Times New Roman"/>
+              <w:kern w:val="2"/>
+              <w:sz w:val="21"/>
+            </w:rPr>
+            <w:t xml:space="preserve"> AUDITOR </w:t>
+          </w:r>
+          <w:r>
+            <w:rPr>
+              <w:rFonts w:ascii="Times New Roman" w:hAnsi="Times New Roman" w:cs="Times New Roman"/>
+              <w:kern w:val="2"/>
+              <w:sz w:val="21"/>
+            </w:rPr>
+            <w:t>绕过流程直接修改状态；由</w:t>
+          </w:r>
+          <w:r>
+            <w:rPr>
+              <w:rFonts w:ascii="Times New Roman" w:hAnsi="Times New Roman" w:cs="Times New Roman"/>
+              <w:kern w:val="2"/>
+              <w:sz w:val="21"/>
+            </w:rPr>
+            <w:t xml:space="preserve"> STAFF </w:t>
+          </w:r>
+          <w:r>
+            <w:rPr>
+              <w:rFonts w:ascii="Times New Roman" w:hAnsi="Times New Roman" w:cs="Times New Roman"/>
+              <w:kern w:val="2"/>
+              <w:sz w:val="21"/>
+            </w:rPr>
+            <w:t>根据风险预警人工提交</w:t>
+          </w:r>
+          <w:r>
+            <w:rPr>
+              <w:rFonts w:ascii="Times New Roman" w:hAnsi="Times New Roman" w:cs="Times New Roman"/>
+              <w:kern w:val="2"/>
+              <w:sz w:val="21"/>
+            </w:rPr>
+            <w:t> SUSPEND </w:t>
+          </w:r>
+          <w:r>
+            <w:rPr>
+              <w:rFonts w:ascii="Times New Roman" w:hAnsi="Times New Roman" w:cs="Times New Roman"/>
+              <w:kern w:val="2"/>
+              <w:sz w:val="21"/>
+            </w:rPr>
+            <w:t>停用申请，再由</w:t>
+          </w:r>
+          <w:r>
+            <w:rPr>
+              <w:rFonts w:ascii="Times New Roman" w:hAnsi="Times New Roman" w:cs="Times New Roman"/>
+              <w:kern w:val="2"/>
+              <w:sz w:val="21"/>
+            </w:rPr>
+            <w:t xml:space="preserve"> AUDITOR </w:t>
+          </w:r>
+          <w:r>
+            <w:rPr>
+              <w:rFonts w:ascii="Times New Roman" w:hAnsi="Times New Roman" w:cs="Times New Roman"/>
+              <w:kern w:val="2"/>
+              <w:sz w:val="21"/>
+            </w:rPr>
+            <w:t>执行审批裁决，严格遵循【</w:t>
+          </w:r>
+          <w:r>
+            <w:rPr>
+              <w:rFonts w:ascii="Times New Roman" w:hAnsi="Times New Roman" w:cs="Times New Roman"/>
+              <w:kern w:val="2"/>
+              <w:sz w:val="21"/>
+            </w:rPr>
+            <w:t xml:space="preserve">STAFF </w:t>
+          </w:r>
+          <w:r>
+            <w:rPr>
+              <w:rFonts w:ascii="Times New Roman" w:hAnsi="Times New Roman" w:cs="Times New Roman"/>
+              <w:kern w:val="2"/>
+              <w:sz w:val="21"/>
+            </w:rPr>
+            <w:t>仅提申请，</w:t>
+          </w:r>
+          <w:r>
+            <w:rPr>
+              <w:rFonts w:ascii="Times New Roman" w:hAnsi="Times New Roman" w:cs="Times New Roman"/>
+              <w:kern w:val="2"/>
+              <w:sz w:val="21"/>
+            </w:rPr>
+            <w:t xml:space="preserve">AUDITOR </w:t>
+          </w:r>
+          <w:r>
+            <w:rPr>
+              <w:rFonts w:ascii="Times New Roman" w:hAnsi="Times New Roman" w:cs="Times New Roman"/>
+              <w:kern w:val="2"/>
+              <w:sz w:val="21"/>
+            </w:rPr>
+            <w:t>最终裁决】的权责隔离规则。</w:t>
           </w:r>
         </w:p>
         <w:p>
@@ -8546,94 +8836,6 @@
               <w:sz w:val="21"/>
             </w:rPr>
           </w:pPr>
-          <w:r>
-            <w:rPr>
-              <w:rFonts w:ascii="Times New Roman" w:hAnsi="Times New Roman" w:cs="Times New Roman"/>
-              <w:kern w:val="2"/>
-              <w:sz w:val="21"/>
-            </w:rPr>
-            <w:t>停用恢复（逆向流转）机制：补充【停用】</w:t>
-          </w:r>
-          <w:r>
-            <w:rPr>
-              <w:rFonts w:ascii="Times New Roman" w:hAnsi="Times New Roman" w:cs="Times New Roman"/>
-              <w:kern w:val="2"/>
-              <w:sz w:val="21"/>
-            </w:rPr>
-            <w:sym w:font="Wingdings" w:char="F0E0"/>
-          </w:r>
-          <w:r>
-            <w:rPr>
-              <w:rFonts w:ascii="Times New Roman" w:hAnsi="Times New Roman" w:cs="Times New Roman"/>
-              <w:kern w:val="2"/>
-              <w:sz w:val="21"/>
-            </w:rPr>
-            <w:t>【提交恢复申请】</w:t>
-          </w:r>
-          <w:r>
-            <w:rPr>
-              <w:rFonts w:ascii="Times New Roman" w:hAnsi="Times New Roman" w:cs="Times New Roman"/>
-              <w:kern w:val="2"/>
-              <w:sz w:val="21"/>
-            </w:rPr>
-            <w:sym w:font="Wingdings" w:char="F0E0"/>
-          </w:r>
-          <w:r>
-            <w:rPr>
-              <w:rFonts w:ascii="Times New Roman" w:hAnsi="Times New Roman" w:cs="Times New Roman"/>
-              <w:kern w:val="2"/>
-              <w:sz w:val="21"/>
-            </w:rPr>
-            <w:t>【</w:t>
-          </w:r>
-          <w:r>
-            <w:rPr>
-              <w:rFonts w:ascii="Times New Roman" w:hAnsi="Times New Roman" w:cs="Times New Roman"/>
-              <w:kern w:val="2"/>
-              <w:sz w:val="21"/>
-            </w:rPr>
-            <w:t xml:space="preserve">AUDITOR </w:t>
-          </w:r>
-          <w:r>
-            <w:rPr>
-              <w:rFonts w:ascii="Times New Roman" w:hAnsi="Times New Roman" w:cs="Times New Roman"/>
-              <w:kern w:val="2"/>
-              <w:sz w:val="21"/>
-            </w:rPr>
-            <w:t>审核】</w:t>
-          </w:r>
-          <w:r>
-            <w:rPr>
-              <w:rFonts w:ascii="Times New Roman" w:hAnsi="Times New Roman" w:cs="Times New Roman"/>
-              <w:kern w:val="2"/>
-              <w:sz w:val="21"/>
-            </w:rPr>
-            <w:sym w:font="Wingdings" w:char="F0E0"/>
-          </w:r>
-          <w:r>
-            <w:rPr>
-              <w:rFonts w:ascii="Times New Roman" w:hAnsi="Times New Roman" w:cs="Times New Roman"/>
-              <w:kern w:val="2"/>
-              <w:sz w:val="21"/>
-            </w:rPr>
-            <w:t>【正常</w:t>
-          </w:r>
-          <w:r>
-            <w:rPr>
-              <w:rFonts w:ascii="Times New Roman" w:hAnsi="Times New Roman" w:cs="Times New Roman"/>
-              <w:kern w:val="2"/>
-              <w:sz w:val="21"/>
-            </w:rPr>
-            <w:t>/</w:t>
-          </w:r>
-          <w:r>
-            <w:rPr>
-              <w:rFonts w:ascii="Times New Roman" w:hAnsi="Times New Roman" w:cs="Times New Roman"/>
-              <w:kern w:val="2"/>
-              <w:sz w:val="21"/>
-            </w:rPr>
-            <w:t>合作】的逆向流转闭环，解决因资质补全或整改完成后供应商无法恢复上架的业务断点。</w:t>
-          </w:r>
         </w:p>
         <w:p>
           <w:pPr>
@@ -8658,39 +8860,87 @@
               <w:kern w:val="2"/>
               <w:sz w:val="21"/>
             </w:rPr>
-            <w:t>并发行级锁：供应商记录处于【待审核】状态时，系统开启行级锁（</w:t>
-          </w:r>
-          <w:r>
-            <w:rPr>
-              <w:rFonts w:ascii="Times New Roman" w:hAnsi="Times New Roman" w:cs="Times New Roman"/>
-              <w:kern w:val="2"/>
-              <w:sz w:val="21"/>
-            </w:rPr>
-            <w:t>Optimistic Locking</w:t>
-          </w:r>
-          <w:r>
-            <w:rPr>
-              <w:rFonts w:ascii="Times New Roman" w:hAnsi="Times New Roman" w:cs="Times New Roman"/>
-              <w:kern w:val="2"/>
-              <w:sz w:val="21"/>
-            </w:rPr>
-            <w:t>），拒绝</w:t>
-          </w:r>
-          <w:r>
-            <w:rPr>
-              <w:rFonts w:ascii="Times New Roman" w:hAnsi="Times New Roman" w:cs="Times New Roman"/>
-              <w:kern w:val="2"/>
-              <w:sz w:val="21"/>
-            </w:rPr>
-            <w:t xml:space="preserve"> STAFF </w:t>
-          </w:r>
-          <w:r>
-            <w:rPr>
-              <w:rFonts w:ascii="Times New Roman" w:hAnsi="Times New Roman" w:cs="Times New Roman"/>
-              <w:kern w:val="2"/>
-              <w:sz w:val="21"/>
-            </w:rPr>
-            <w:t>的任何修改或删除请求，防止审核员审批时出现数据并发冲突或空指针。</w:t>
+            <w:t>停用恢复（逆向流转）机制：补充【停用】</w:t>
+          </w:r>
+          <w:r>
+            <w:rPr>
+              <w:rFonts w:ascii="Times New Roman" w:hAnsi="Times New Roman" w:cs="Times New Roman"/>
+              <w:kern w:val="2"/>
+              <w:sz w:val="21"/>
+            </w:rPr>
+            <w:sym w:font="Wingdings" w:char="F0E0"/>
+          </w:r>
+          <w:r>
+            <w:rPr>
+              <w:rFonts w:ascii="Times New Roman" w:hAnsi="Times New Roman" w:cs="Times New Roman"/>
+              <w:kern w:val="2"/>
+              <w:sz w:val="21"/>
+            </w:rPr>
+            <w:t>【提交恢复申请】</w:t>
+          </w:r>
+          <w:r>
+            <w:rPr>
+              <w:rFonts w:ascii="Times New Roman" w:hAnsi="Times New Roman" w:cs="Times New Roman"/>
+              <w:kern w:val="2"/>
+              <w:sz w:val="21"/>
+            </w:rPr>
+            <w:sym w:font="Wingdings" w:char="F0E0"/>
+          </w:r>
+          <w:r>
+            <w:rPr>
+              <w:rFonts w:ascii="Times New Roman" w:hAnsi="Times New Roman" w:cs="Times New Roman"/>
+              <w:kern w:val="2"/>
+              <w:sz w:val="21"/>
+            </w:rPr>
+            <w:t>【</w:t>
+          </w:r>
+          <w:r>
+            <w:rPr>
+              <w:rFonts w:ascii="Times New Roman" w:hAnsi="Times New Roman" w:cs="Times New Roman"/>
+              <w:kern w:val="2"/>
+              <w:sz w:val="21"/>
+            </w:rPr>
+            <w:t xml:space="preserve">AUDITOR </w:t>
+          </w:r>
+          <w:r>
+            <w:rPr>
+              <w:rFonts w:ascii="Times New Roman" w:hAnsi="Times New Roman" w:cs="Times New Roman"/>
+              <w:kern w:val="2"/>
+              <w:sz w:val="21"/>
+            </w:rPr>
+            <w:t>审核】</w:t>
+          </w:r>
+          <w:r>
+            <w:rPr>
+              <w:rFonts w:ascii="Times New Roman" w:hAnsi="Times New Roman" w:cs="Times New Roman"/>
+              <w:kern w:val="2"/>
+              <w:sz w:val="21"/>
+            </w:rPr>
+            <w:sym w:font="Wingdings" w:char="F0E0"/>
+          </w:r>
+          <w:r>
+            <w:rPr>
+              <w:rFonts w:ascii="Times New Roman" w:hAnsi="Times New Roman" w:cs="Times New Roman"/>
+              <w:kern w:val="2"/>
+              <w:sz w:val="21"/>
+            </w:rPr>
+            <w:t>【正常</w:t>
+          </w:r>
+          <w:r>
+            <w:rPr>
+              <w:rFonts w:ascii="Times New Roman" w:hAnsi="Times New Roman" w:cs="Times New Roman"/>
+              <w:kern w:val="2"/>
+              <w:sz w:val="21"/>
+            </w:rPr>
+            <w:t>/</w:t>
+          </w:r>
+          <w:r>
+            <w:rPr>
+              <w:rFonts w:ascii="Times New Roman" w:hAnsi="Times New Roman" w:cs="Times New Roman"/>
+              <w:kern w:val="2"/>
+              <w:sz w:val="21"/>
+            </w:rPr>
+            <w:t>合作】的逆向流转闭环，解决因资质补全或整改完成后供应商无法恢复上架的业务断点。</w:t>
           </w:r>
         </w:p>
         <w:p>
@@ -8716,23 +8966,39 @@
               <w:kern w:val="2"/>
               <w:sz w:val="21"/>
             </w:rPr>
-            <w:t>同一供应商在同一考核周期内，仅允许存在一张处于【草稿】或【待复核】状态的绩效评价单。当上一张评价单未完成</w:t>
-          </w:r>
-          <w:r>
-            <w:rPr>
-              <w:rFonts w:ascii="Times New Roman" w:hAnsi="Times New Roman" w:cs="Times New Roman"/>
-              <w:kern w:val="2"/>
-              <w:sz w:val="21"/>
-            </w:rPr>
-            <w:t xml:space="preserve"> Auditor </w:t>
-          </w:r>
-          <w:r>
-            <w:rPr>
-              <w:rFonts w:ascii="Times New Roman" w:hAnsi="Times New Roman" w:cs="Times New Roman"/>
-              <w:kern w:val="2"/>
-              <w:sz w:val="21"/>
-            </w:rPr>
-            <w:t>终审归档前，系统全局锁定【发起评价】按钮，禁止重复创建，防止多线程算分冲突。</w:t>
+            <w:t>并发行级锁：供应商记录处于【待审核】状态时，系统开启行级锁（</w:t>
+          </w:r>
+          <w:r>
+            <w:rPr>
+              <w:rFonts w:ascii="Times New Roman" w:hAnsi="Times New Roman" w:cs="Times New Roman"/>
+              <w:kern w:val="2"/>
+              <w:sz w:val="21"/>
+            </w:rPr>
+            <w:t>Optimistic Locking</w:t>
+          </w:r>
+          <w:r>
+            <w:rPr>
+              <w:rFonts w:ascii="Times New Roman" w:hAnsi="Times New Roman" w:cs="Times New Roman"/>
+              <w:kern w:val="2"/>
+              <w:sz w:val="21"/>
+            </w:rPr>
+            <w:t>），拒绝</w:t>
+          </w:r>
+          <w:r>
+            <w:rPr>
+              <w:rFonts w:ascii="Times New Roman" w:hAnsi="Times New Roman" w:cs="Times New Roman"/>
+              <w:kern w:val="2"/>
+              <w:sz w:val="21"/>
+            </w:rPr>
+            <w:t xml:space="preserve"> STAFF </w:t>
+          </w:r>
+          <w:r>
+            <w:rPr>
+              <w:rFonts w:ascii="Times New Roman" w:hAnsi="Times New Roman" w:cs="Times New Roman"/>
+              <w:kern w:val="2"/>
+              <w:sz w:val="21"/>
+            </w:rPr>
+            <w:t>的任何修改或删除请求，防止审核员审批时出现数据并发冲突或空指针。</w:t>
           </w:r>
         </w:p>
         <w:p>
@@ -8773,7 +9039,7 @@
             </w:rPr>
             <w:t xml:space="preserve"> </w:t>
           </w:r>
-          <w:bookmarkStart w:id="17" w:name="_Toc241155994"/>
+          <w:bookmarkStart w:id="17" w:name="_Toc241065694"/>
           <w:r>
             <w:rPr>
               <w:rFonts w:ascii="Arial" w:eastAsia="黑体" w:hAnsi="Arial" w:cs="Times New Roman"/>
@@ -9529,58 +9795,43 @@
                 </w:pPr>
                 <w:r>
                   <w:rPr>
-                    <w:rStyle w:val="HTML"/>
-                    <w:color w:val="000000"/>
-                  </w:rPr>
-                  <w:t xml:space="preserve">STAFF </w:t>
-                </w:r>
-                <w:proofErr w:type="spellStart"/>
-                <w:r>
-                  <w:rPr>
-                    <w:rStyle w:val="HTML"/>
-                    <w:color w:val="000000"/>
-                  </w:rPr>
-                  <w:t>提交停用申请</w:t>
-                </w:r>
-                <w:proofErr w:type="spellEnd"/>
-                <w:r>
-                  <w:rPr>
-                    <w:rStyle w:val="HTML"/>
-                    <w:color w:val="000000"/>
-                  </w:rPr>
-                  <w:t xml:space="preserve"> / AUDITOR </w:t>
-                </w:r>
-                <w:proofErr w:type="spellStart"/>
-                <w:r>
-                  <w:rPr>
-                    <w:rStyle w:val="HTML"/>
-                    <w:color w:val="000000"/>
-                  </w:rPr>
-                  <w:t>发起停用决策（如依据</w:t>
-                </w:r>
-                <w:proofErr w:type="spellEnd"/>
-                <w:r>
-                  <w:rPr>
-                    <w:rStyle w:val="HTML"/>
-                    <w:color w:val="000000"/>
-                  </w:rPr>
-                  <w:t xml:space="preserve"> D </w:t>
-                </w:r>
-                <w:proofErr w:type="spellStart"/>
-                <w:r>
-                  <w:rPr>
-                    <w:rStyle w:val="HTML"/>
-                    <w:color w:val="000000"/>
+                    <w:rFonts w:ascii="Times New Roman" w:hAnsi="Times New Roman" w:cs="Times New Roman"/>
+                    <w:kern w:val="2"/>
+                    <w:sz w:val="21"/>
+                    <w:szCs w:val="24"/>
+                    <w:lang w:eastAsia="zh-CN"/>
+                  </w:rPr>
+                  <w:t>AUDITOR</w:t>
+                </w:r>
+                <w:r>
+                  <w:rPr>
+                    <w:rFonts w:ascii="Times New Roman" w:hAnsi="Times New Roman" w:cs="Times New Roman"/>
+                    <w:kern w:val="2"/>
+                    <w:sz w:val="21"/>
+                    <w:szCs w:val="24"/>
+                    <w:lang w:eastAsia="zh-CN"/>
+                  </w:rPr>
+                  <w:t>停用决策或</w:t>
+                </w:r>
+                <w:r>
+                  <w:rPr>
+                    <w:rFonts w:ascii="Times New Roman" w:hAnsi="Times New Roman" w:cs="Times New Roman"/>
+                    <w:kern w:val="2"/>
+                    <w:sz w:val="21"/>
+                    <w:szCs w:val="24"/>
+                    <w:lang w:eastAsia="zh-CN"/>
+                  </w:rPr>
+                  <w:t>D</w:t>
+                </w:r>
+                <w:r>
+                  <w:rPr>
+                    <w:rFonts w:ascii="Times New Roman" w:hAnsi="Times New Roman" w:cs="Times New Roman"/>
+                    <w:kern w:val="2"/>
+                    <w:sz w:val="21"/>
+                    <w:szCs w:val="24"/>
+                    <w:lang w:eastAsia="zh-CN"/>
                   </w:rPr>
                   <w:t>级绩效结果</w:t>
-                </w:r>
-                <w:proofErr w:type="spellEnd"/>
-                <w:r>
-                  <w:rPr>
-                    <w:rStyle w:val="HTML"/>
-                    <w:color w:val="000000"/>
-                  </w:rPr>
-                  <w:t>）</w:t>
                 </w:r>
               </w:p>
             </w:tc>
@@ -9601,31 +9852,16 @@
                     <w:lang w:eastAsia="zh-CN"/>
                   </w:rPr>
                 </w:pPr>
-                <w:proofErr w:type="spellStart"/>
-                <w:r>
-                  <w:rPr>
-                    <w:rStyle w:val="HTML"/>
-                    <w:color w:val="000000"/>
-                  </w:rPr>
-                  <w:t>状态机校验合法迁移并提交</w:t>
-                </w:r>
-                <w:proofErr w:type="spellEnd"/>
-                <w:r>
-                  <w:rPr>
-                    <w:rStyle w:val="HTML"/>
-                    <w:color w:val="000000"/>
-                  </w:rPr>
-                  <w:t xml:space="preserve"> AUDITOR </w:t>
-                </w:r>
-                <w:proofErr w:type="spellStart"/>
-                <w:r>
-                  <w:rPr>
-                    <w:rStyle w:val="HTML"/>
-                    <w:color w:val="000000"/>
-                  </w:rPr>
-                  <w:t>审批</w:t>
-                </w:r>
-                <w:proofErr w:type="spellEnd"/>
+                <w:r>
+                  <w:rPr>
+                    <w:rFonts w:ascii="Times New Roman" w:hAnsi="Times New Roman" w:cs="Times New Roman"/>
+                    <w:kern w:val="2"/>
+                    <w:sz w:val="21"/>
+                    <w:szCs w:val="24"/>
+                    <w:lang w:eastAsia="zh-CN"/>
+                  </w:rPr>
+                  <w:t>状态机校验合法迁移并触发业务权限控制</w:t>
+                </w:r>
               </w:p>
             </w:tc>
             <w:tc>
@@ -9694,7 +9930,6 @@
                     <w:szCs w:val="24"/>
                     <w:lang w:eastAsia="zh-CN"/>
                   </w:rPr>
-                  <w:lastRenderedPageBreak/>
                   <w:t>恢复</w:t>
                 </w:r>
               </w:p>
@@ -9873,6 +10108,7 @@
                     <w:szCs w:val="24"/>
                     <w:lang w:eastAsia="zh-CN"/>
                   </w:rPr>
+                  <w:lastRenderedPageBreak/>
                   <w:t>全流程</w:t>
                 </w:r>
               </w:p>
@@ -10036,8 +10272,8 @@
               <w:szCs w:val="32"/>
             </w:rPr>
           </w:pPr>
-          <w:bookmarkStart w:id="18" w:name="_Toc240471360"/>
-          <w:bookmarkStart w:id="19" w:name="_Toc241155995"/>
+          <w:bookmarkStart w:id="18" w:name="_Toc241065695"/>
+          <w:bookmarkStart w:id="19" w:name="_Toc240471360"/>
           <w:r>
             <w:rPr>
               <w:rFonts w:ascii="黑体" w:eastAsia="黑体" w:hAnsi="宋体" w:cs="Times New Roman"/>
@@ -10050,7 +10286,7 @@
             </w:rPr>
             <w:t>数据流图（DFD）</w:t>
           </w:r>
-          <w:bookmarkEnd w:id="19"/>
+          <w:bookmarkEnd w:id="18"/>
         </w:p>
         <w:p>
           <w:pPr>
@@ -10166,7 +10402,7 @@
             </w:rPr>
             <w:t xml:space="preserve"> </w:t>
           </w:r>
-          <w:bookmarkStart w:id="20" w:name="_Toc241155996"/>
+          <w:bookmarkStart w:id="20" w:name="_Toc241065696"/>
           <w:proofErr w:type="gramStart"/>
           <w:r>
             <w:rPr>
@@ -10193,7 +10429,7 @@
             </w:rPr>
             <w:t xml:space="preserve"> DFD</w:t>
           </w:r>
-          <w:bookmarkEnd w:id="18"/>
+          <w:bookmarkEnd w:id="19"/>
           <w:bookmarkEnd w:id="20"/>
         </w:p>
         <w:p>
@@ -10630,7 +10866,6 @@
               <w:kern w:val="2"/>
               <w:sz w:val="21"/>
             </w:rPr>
-            <w:lastRenderedPageBreak/>
             <w:t xml:space="preserve"> P6</w:t>
           </w:r>
           <w:r>
@@ -10740,6 +10975,7 @@
               <w:kern w:val="2"/>
               <w:sz w:val="21"/>
             </w:rPr>
+            <w:lastRenderedPageBreak/>
             <w:t>ManualInputMetricAdapter</w:t>
           </w:r>
           <w:proofErr w:type="spellEnd"/>
@@ -11209,7 +11445,7 @@
         </w:rPr>
         <w:t xml:space="preserve"> </w:t>
       </w:r>
-      <w:bookmarkStart w:id="21" w:name="_Toc241155997"/>
+      <w:bookmarkStart w:id="21" w:name="_Toc241065697"/>
       <w:r>
         <w:rPr>
           <w:rFonts w:ascii="黑体" w:eastAsia="黑体" w:hAnsi="宋体" w:cs="Times New Roman"/>
@@ -11997,41 +12233,69 @@
           </w:p>
         </w:tc>
       </w:tr>
+      <w:tr>
+        <w:trPr>
+          <w:jc w:val="center"/>
+        </w:trPr>
+        <w:tc>
+          <w:tcPr>
+            <w:tcW w:w="1696" w:type="dxa"/>
+            <w:vAlign w:val="center"/>
+          </w:tcPr>
+          <w:p>
+            <w:pPr>
+              <w:rPr>
+                <w:rFonts w:ascii="微软雅黑" w:hAnsi="微软雅黑"/>
+                <w:sz w:val="19"/>
+                <w:lang w:eastAsia="zh-CN"/>
+              </w:rPr>
+            </w:pPr>
+          </w:p>
+        </w:tc>
+        <w:tc>
+          <w:tcPr>
+            <w:tcW w:w="2977" w:type="dxa"/>
+            <w:vAlign w:val="center"/>
+          </w:tcPr>
+          <w:p>
+            <w:pPr>
+              <w:rPr>
+                <w:rFonts w:ascii="微软雅黑" w:hAnsi="微软雅黑"/>
+                <w:sz w:val="19"/>
+              </w:rPr>
+            </w:pPr>
+          </w:p>
+        </w:tc>
+        <w:tc>
+          <w:tcPr>
+            <w:tcW w:w="3260" w:type="dxa"/>
+            <w:vAlign w:val="center"/>
+          </w:tcPr>
+          <w:p>
+            <w:pPr>
+              <w:rPr>
+                <w:rFonts w:ascii="微软雅黑" w:hAnsi="微软雅黑"/>
+                <w:sz w:val="19"/>
+              </w:rPr>
+            </w:pPr>
+          </w:p>
+        </w:tc>
+        <w:tc>
+          <w:tcPr>
+            <w:tcW w:w="1276" w:type="dxa"/>
+            <w:vAlign w:val="center"/>
+          </w:tcPr>
+          <w:p>
+            <w:pPr>
+              <w:rPr>
+                <w:rFonts w:ascii="微软雅黑" w:hAnsi="微软雅黑"/>
+                <w:sz w:val="19"/>
+              </w:rPr>
+            </w:pPr>
+          </w:p>
+        </w:tc>
+      </w:tr>
     </w:tbl>
-    <w:p>
-      <w:pPr>
-        <w:pStyle w:val="af8"/>
-        <w:spacing w:line="360" w:lineRule="auto"/>
-        <w:ind w:left="425" w:firstLineChars="0" w:firstLine="0"/>
-        <w:jc w:val="center"/>
-        <w:rPr>
-          <w:rFonts w:ascii="Arial" w:eastAsia="黑体" w:hAnsi="Arial" w:cs="Times New Roman"/>
-          <w:b/>
-          <w:bCs/>
-          <w:kern w:val="2"/>
-          <w:sz w:val="28"/>
-          <w:szCs w:val="28"/>
-        </w:rPr>
-      </w:pPr>
-      <w:r>
-        <w:rPr>
-          <w:rFonts w:hint="eastAsia"/>
-        </w:rPr>
-        <w:t>表</w:t>
-      </w:r>
-      <w:r>
-        <w:rPr>
-          <w:rFonts w:hint="eastAsia"/>
-        </w:rPr>
-        <w:t xml:space="preserve">3: </w:t>
-      </w:r>
-      <w:r>
-        <w:rPr>
-          <w:rFonts w:hint="eastAsia"/>
-        </w:rPr>
-        <w:t>绩效评价数据流明细</w:t>
-      </w:r>
-    </w:p>
     <w:p>
       <w:pPr>
         <w:pStyle w:val="2"/>
@@ -12057,7 +12321,7 @@
           <w:szCs w:val="28"/>
         </w:rPr>
       </w:pPr>
-      <w:bookmarkStart w:id="22" w:name="_Toc241155998"/>
+      <w:bookmarkStart w:id="22" w:name="_Toc241065698"/>
       <w:r>
         <w:rPr>
           <w:rFonts w:ascii="Arial" w:eastAsia="黑体" w:hAnsi="Arial" w:cs="Times New Roman"/>
@@ -12068,7 +12332,6 @@
           <w:sz w:val="28"/>
           <w:szCs w:val="28"/>
         </w:rPr>
-        <w:lastRenderedPageBreak/>
         <w:t>前置输入：客观履约事实明细（拒绝人工直接填分）</w:t>
       </w:r>
       <w:bookmarkEnd w:id="22"/>
@@ -12155,7 +12418,16 @@
           <w:kern w:val="2"/>
           <w:sz w:val="21"/>
         </w:rPr>
-        <w:t>人工录入客观履约事实，但人工仅负责事实数据录入，不参与任何评分、权重及评级结果的计算。系统后端根据事实数据自动完成指标计算、加权计算及等级映射，前端不得直接传入或修改最终评分结果。</w:t>
+        <w:t>人工录入客观履约事实，但人工仅负责事实数据录入，不参与任何评分、权重及评级结</w:t>
+      </w:r>
+      <w:r>
+        <w:rPr>
+          <w:rFonts w:ascii="Times New Roman" w:hAnsi="Times New Roman" w:cs="Times New Roman"/>
+          <w:kern w:val="2"/>
+          <w:sz w:val="21"/>
+        </w:rPr>
+        <w:lastRenderedPageBreak/>
+        <w:t>果的计算。系统后端根据事实数据自动完成指标计算、加权计算及等级映射，前端不得直接传入或修改最终评分结果。</w:t>
       </w:r>
     </w:p>
     <w:p>
@@ -12592,7 +12864,7 @@
           <w:szCs w:val="28"/>
         </w:rPr>
       </w:pPr>
-      <w:bookmarkStart w:id="23" w:name="_Toc241155999"/>
+      <w:bookmarkStart w:id="23" w:name="_Toc241065699"/>
       <w:r>
         <w:rPr>
           <w:rFonts w:ascii="Arial" w:eastAsia="黑体" w:hAnsi="Arial" w:cs="Times New Roman"/>
@@ -12849,7 +13121,6 @@
           <w:sz w:val="21"/>
           <w:szCs w:val="21"/>
         </w:rPr>
-        <w:lastRenderedPageBreak/>
         <w:t>价格得分</w:t>
       </w:r>
       <w:r>
@@ -12960,6 +13231,7 @@
         </w:rPr>
       </w:pPr>
       <w:r>
+        <w:lastRenderedPageBreak/>
         <w:t xml:space="preserve">服务得分 S = MAX(0, 100 - </w:t>
       </w:r>
       <w:proofErr w:type="spellStart"/>
@@ -13267,109 +13539,6 @@
           <w:szCs w:val="21"/>
         </w:rPr>
         <w:t>&lt;70</w:t>
-      </w:r>
-    </w:p>
-    <w:p>
-      <w:pPr>
-        <w:widowControl w:val="0"/>
-        <w:spacing w:line="360" w:lineRule="auto"/>
-        <w:ind w:firstLineChars="200" w:firstLine="420"/>
-        <w:jc w:val="both"/>
-        <w:rPr>
-          <w:rFonts w:ascii="Times New Roman" w:hAnsi="Times New Roman" w:cs="Times New Roman" w:hint="eastAsia"/>
-          <w:kern w:val="2"/>
-          <w:sz w:val="21"/>
-        </w:rPr>
-      </w:pPr>
-      <w:r>
-        <w:rPr>
-          <w:rFonts w:ascii="Times New Roman" w:hAnsi="Times New Roman" w:cs="Times New Roman"/>
-          <w:kern w:val="2"/>
-          <w:sz w:val="21"/>
-        </w:rPr>
-        <w:t>若当期</w:t>
-      </w:r>
-      <w:r>
-        <w:rPr>
-          <w:rFonts w:ascii="Times New Roman" w:hAnsi="Times New Roman" w:cs="Times New Roman"/>
-          <w:kern w:val="2"/>
-          <w:sz w:val="21"/>
-        </w:rPr>
-        <w:t> </w:t>
-      </w:r>
-      <w:proofErr w:type="spellStart"/>
-      <w:r>
-        <w:rPr>
-          <w:rFonts w:ascii="Times New Roman" w:hAnsi="Times New Roman" w:cs="Times New Roman"/>
-          <w:kern w:val="2"/>
-          <w:sz w:val="21"/>
-        </w:rPr>
-        <w:t>qc_total_batches</w:t>
-      </w:r>
-      <w:proofErr w:type="spellEnd"/>
-      <w:r>
-        <w:rPr>
-          <w:rFonts w:ascii="Times New Roman" w:hAnsi="Times New Roman" w:cs="Times New Roman"/>
-          <w:kern w:val="2"/>
-          <w:sz w:val="21"/>
-        </w:rPr>
-        <w:t xml:space="preserve"> = 0</w:t>
-      </w:r>
-      <w:r>
-        <w:rPr>
-          <w:rFonts w:ascii="Times New Roman" w:hAnsi="Times New Roman" w:cs="Times New Roman"/>
-          <w:kern w:val="2"/>
-          <w:sz w:val="21"/>
-        </w:rPr>
-        <w:t>（即无质检批次业务发生），系统判定该周期内质量维度无客观发生事实，质量得分默认记为</w:t>
-      </w:r>
-      <w:r>
-        <w:rPr>
-          <w:rFonts w:ascii="Times New Roman" w:hAnsi="Times New Roman" w:cs="Times New Roman"/>
-          <w:kern w:val="2"/>
-          <w:sz w:val="21"/>
-        </w:rPr>
-        <w:t xml:space="preserve"> 100 </w:t>
-      </w:r>
-      <w:r>
-        <w:rPr>
-          <w:rFonts w:ascii="Times New Roman" w:hAnsi="Times New Roman" w:cs="Times New Roman"/>
-          <w:kern w:val="2"/>
-          <w:sz w:val="21"/>
-        </w:rPr>
-        <w:t>分（或该维度不参与当期加权，其余四维权重等比例放大</w:t>
-      </w:r>
-      <w:r>
-        <w:rPr>
-          <w:rFonts w:ascii="Times New Roman" w:hAnsi="Times New Roman" w:cs="Times New Roman"/>
-          <w:kern w:val="2"/>
-          <w:sz w:val="21"/>
-        </w:rPr>
-        <w:t xml:space="preserve"> 1 / 0.9 </w:t>
-      </w:r>
-      <w:r>
-        <w:rPr>
-          <w:rFonts w:ascii="Times New Roman" w:hAnsi="Times New Roman" w:cs="Times New Roman"/>
-          <w:kern w:val="2"/>
-          <w:sz w:val="21"/>
-        </w:rPr>
-        <w:t>进行归一化），并在绩效评价单备注中打上【当期无业务发生</w:t>
-      </w:r>
-      <w:r>
-        <w:rPr>
-          <w:rFonts w:ascii="Times New Roman" w:hAnsi="Times New Roman" w:cs="Times New Roman"/>
-          <w:kern w:val="2"/>
-          <w:sz w:val="21"/>
-        </w:rPr>
-        <w:t>-</w:t>
-      </w:r>
-      <w:r>
-        <w:rPr>
-          <w:rFonts w:ascii="Times New Roman" w:hAnsi="Times New Roman" w:cs="Times New Roman"/>
-          <w:kern w:val="2"/>
-          <w:sz w:val="21"/>
-        </w:rPr>
-        <w:t>免考】标签</w:t>
       </w:r>
     </w:p>
     <w:p>
@@ -13432,11 +13601,10 @@
       <w:proofErr w:type="spellStart"/>
       <w:r>
         <w:rPr>
-          <w:rFonts w:ascii="宋体" w:eastAsia="宋体" w:hAnsi="宋体" w:cs="宋体"/>
-          <w:sz w:val="21"/>
-          <w:szCs w:val="21"/>
-        </w:rPr>
-        <w:t>ManualFactInputAdapter</w:t>
+          <w:rStyle w:val="HTML"/>
+          <w:color w:val="000000"/>
+        </w:rPr>
+        <w:t>ManualInputMetricAdapter</w:t>
       </w:r>
       <w:proofErr w:type="spellEnd"/>
       <w:r>
@@ -13468,11 +13636,10 @@
       <w:proofErr w:type="spellStart"/>
       <w:r>
         <w:rPr>
-          <w:rFonts w:ascii="宋体" w:eastAsia="宋体" w:hAnsi="宋体" w:cs="宋体"/>
-          <w:sz w:val="21"/>
-          <w:szCs w:val="21"/>
-        </w:rPr>
-        <w:t>MockDataMetricAdapter</w:t>
+          <w:rStyle w:val="HTML"/>
+          <w:color w:val="000000"/>
+        </w:rPr>
+        <w:t>ExternalSystemMetricAdapter</w:t>
       </w:r>
       <w:proofErr w:type="spellEnd"/>
       <w:r>
@@ -13545,7 +13712,7 @@
           <w:szCs w:val="28"/>
         </w:rPr>
       </w:pPr>
-      <w:bookmarkStart w:id="24" w:name="_Toc241156000"/>
+      <w:bookmarkStart w:id="24" w:name="_Toc241065700"/>
       <w:r>
         <w:rPr>
           <w:rFonts w:ascii="Arial" w:eastAsia="黑体" w:hAnsi="Arial" w:cs="Times New Roman"/>
@@ -13607,7 +13774,6 @@
                 <w:kern w:val="2"/>
                 <w:sz w:val="21"/>
               </w:rPr>
-              <w:lastRenderedPageBreak/>
               <w:t>绩效评级</w:t>
             </w:r>
             <w:proofErr w:type="spellEnd"/>
@@ -13989,7 +14155,7 @@
                 <w:sz w:val="21"/>
                 <w:lang w:eastAsia="zh-CN"/>
               </w:rPr>
-              <w:t xml:space="preserve"> AUDITOR </w:t>
+              <w:t>AUDITOR</w:t>
             </w:r>
             <w:r>
               <w:rPr>
@@ -13998,7 +14164,7 @@
                 <w:sz w:val="21"/>
                 <w:lang w:eastAsia="zh-CN"/>
               </w:rPr>
-              <w:t>复核后，系统向业务员及审核员展示【不合格</w:t>
+              <w:t>复核后，系统将供应商状态更新为</w:t>
             </w:r>
             <w:r>
               <w:rPr>
@@ -14007,7 +14173,7 @@
                 <w:sz w:val="21"/>
                 <w:lang w:eastAsia="zh-CN"/>
               </w:rPr>
-              <w:t>/</w:t>
+              <w:t>SUSPENDED</w:t>
             </w:r>
             <w:r>
               <w:rPr>
@@ -14016,7 +14182,7 @@
                 <w:sz w:val="21"/>
                 <w:lang w:eastAsia="zh-CN"/>
               </w:rPr>
-              <w:t>建议停用】风险警示；需由人工主动发起停用申请并经</w:t>
+              <w:t>（停用），并触发业务阻断；是否进入淘汰流程由</w:t>
             </w:r>
             <w:r>
               <w:rPr>
@@ -14025,7 +14191,7 @@
                 <w:sz w:val="21"/>
                 <w:lang w:eastAsia="zh-CN"/>
               </w:rPr>
-              <w:t xml:space="preserve"> AUDITOR </w:t>
+              <w:t>AUDITOR</w:t>
             </w:r>
             <w:r>
               <w:rPr>
@@ -14034,7 +14200,7 @@
                 <w:sz w:val="21"/>
                 <w:lang w:eastAsia="zh-CN"/>
               </w:rPr>
-              <w:t>审批通过后，系统方将供应商状态更新为</w:t>
+              <w:t>根据业务</w:t>
             </w:r>
             <w:r>
               <w:rPr>
@@ -14043,16 +14209,8 @@
                 <w:sz w:val="21"/>
                 <w:lang w:eastAsia="zh-CN"/>
               </w:rPr>
-              <w:t xml:space="preserve"> SUSPENDED</w:t>
-            </w:r>
-            <w:r>
-              <w:rPr>
-                <w:rFonts w:ascii="Times New Roman" w:hAnsi="Times New Roman" w:cs="Times New Roman"/>
-                <w:kern w:val="2"/>
-                <w:sz w:val="21"/>
-                <w:lang w:eastAsia="zh-CN"/>
-              </w:rPr>
-              <w:t>（停用），并触发业务硬阻断</w:t>
+              <w:lastRenderedPageBreak/>
+              <w:t>规则另行决策。</w:t>
             </w:r>
           </w:p>
         </w:tc>
@@ -14078,6 +14236,7 @@
                 <w:sz w:val="21"/>
                 <w:lang w:eastAsia="zh-CN"/>
               </w:rPr>
+              <w:lastRenderedPageBreak/>
               <w:t>强制硬阻断：准入</w:t>
             </w:r>
             <w:r>
@@ -14142,7 +14301,7 @@
           <w:szCs w:val="32"/>
         </w:rPr>
       </w:pPr>
-      <w:bookmarkStart w:id="25" w:name="_Toc241156001"/>
+      <w:bookmarkStart w:id="25" w:name="_Toc241065701"/>
       <w:r>
         <w:rPr>
           <w:rFonts w:ascii="黑体" w:eastAsia="黑体" w:hAnsi="宋体" w:cs="Times New Roman"/>
@@ -14762,7 +14921,7 @@
           <w:szCs w:val="28"/>
         </w:rPr>
       </w:pPr>
-      <w:bookmarkStart w:id="26" w:name="_Toc241156002"/>
+      <w:bookmarkStart w:id="26" w:name="_Toc241065702"/>
       <w:r>
         <w:rPr>
           <w:rFonts w:ascii="Arial" w:eastAsia="黑体" w:hAnsi="Arial" w:cs="Times New Roman"/>
@@ -14962,7 +15121,6 @@
           <w:kern w:val="2"/>
           <w:sz w:val="21"/>
         </w:rPr>
-        <w:lastRenderedPageBreak/>
         <w:t>自动算分与状态流转：适配器将模拟生成的指标数据直接喂给</w:t>
       </w:r>
       <w:r>
@@ -15182,9 +15340,10 @@
           <w:sz w:val="32"/>
           <w:szCs w:val="32"/>
         </w:rPr>
+        <w:lastRenderedPageBreak/>
         <w:t xml:space="preserve"> </w:t>
       </w:r>
-      <w:bookmarkStart w:id="27" w:name="_Toc241156003"/>
+      <w:bookmarkStart w:id="27" w:name="_Toc241065703"/>
       <w:r>
         <w:rPr>
           <w:rFonts w:ascii="黑体" w:eastAsia="黑体" w:hAnsi="宋体" w:cs="Times New Roman"/>
@@ -16036,7 +16195,7 @@
           <w:szCs w:val="32"/>
         </w:rPr>
       </w:pPr>
-      <w:bookmarkStart w:id="28" w:name="_Toc241156004"/>
+      <w:bookmarkStart w:id="28" w:name="_Toc241065704"/>
       <w:r>
         <w:rPr>
           <w:rFonts w:ascii="黑体" w:eastAsia="黑体" w:hAnsi="宋体" w:cs="Times New Roman"/>
@@ -16526,7 +16685,6 @@
                 <w:sz w:val="19"/>
                 <w:lang w:eastAsia="zh-CN"/>
               </w:rPr>
-              <w:lastRenderedPageBreak/>
               <w:t>MockDataMetricAdapter</w:t>
             </w:r>
             <w:proofErr w:type="spellEnd"/>
@@ -16695,7 +16853,7 @@
           <w:szCs w:val="32"/>
         </w:rPr>
       </w:pPr>
-      <w:bookmarkStart w:id="29" w:name="_Toc241156005"/>
+      <w:bookmarkStart w:id="29" w:name="_Toc241065705"/>
       <w:r>
         <w:rPr>
           <w:rFonts w:ascii="黑体" w:eastAsia="黑体" w:hAnsi="宋体" w:cs="Times New Roman"/>
@@ -16706,7 +16864,6 @@
           <w:sz w:val="32"/>
           <w:szCs w:val="32"/>
         </w:rPr>
-        <w:lastRenderedPageBreak/>
         <w:t>后续架构演进（非本期交付）</w:t>
       </w:r>
       <w:bookmarkEnd w:id="29"/>
@@ -16836,7 +16993,7 @@
           <w:szCs w:val="32"/>
         </w:rPr>
       </w:pPr>
-      <w:bookmarkStart w:id="30" w:name="_Toc241156006"/>
+      <w:bookmarkStart w:id="30" w:name="_Toc241065706"/>
       <w:r>
         <w:rPr>
           <w:rFonts w:ascii="黑体" w:eastAsia="黑体" w:hAnsi="宋体" w:cs="Times New Roman" w:hint="eastAsia"/>
@@ -16847,6 +17004,7 @@
           <w:sz w:val="32"/>
           <w:szCs w:val="32"/>
         </w:rPr>
+        <w:lastRenderedPageBreak/>
         <w:t>总论</w:t>
       </w:r>
       <w:bookmarkEnd w:id="30"/>
@@ -17326,14 +17484,7 @@
         <w:rFonts w:ascii="宋体" w:hAnsi="宋体" w:hint="eastAsia"/>
         <w:kern w:val="36"/>
       </w:rPr>
-      <w:t>供应商管理系统</w:t>
-    </w:r>
-    <w:r>
-      <w:rPr>
-        <w:rFonts w:ascii="宋体" w:hAnsi="宋体" w:hint="eastAsia"/>
-        <w:kern w:val="36"/>
-      </w:rPr>
-      <w:t>设计文档</w:t>
+      <w:t>供应商管理系统需求规格说明书</w:t>
     </w:r>
   </w:p>
 </w:hdr>

--- a/docs/TDD.docx
+++ b/docs/TDD.docx
@@ -3978,7 +3978,27 @@
                     <w:bCs/>
                     <w:noProof/>
                   </w:rPr>
-                  <w:t>Level-1 DFD</w:t>
+                  <w:t>Level-1 D</w:t>
+                </w:r>
+                <w:r>
+                  <w:rPr>
+                    <w:rStyle w:val="af"/>
+                    <w:rFonts w:ascii="Arial" w:eastAsia="黑体" w:hAnsi="Arial" w:cs="Times New Roman"/>
+                    <w:b/>
+                    <w:bCs/>
+                    <w:noProof/>
+                  </w:rPr>
+                  <w:t>F</w:t>
+                </w:r>
+                <w:r>
+                  <w:rPr>
+                    <w:rStyle w:val="af"/>
+                    <w:rFonts w:ascii="Arial" w:eastAsia="黑体" w:hAnsi="Arial" w:cs="Times New Roman"/>
+                    <w:b/>
+                    <w:bCs/>
+                    <w:noProof/>
+                  </w:rPr>
+                  <w:t>D</w:t>
                 </w:r>
                 <w:r>
                   <w:rPr>
@@ -4215,7 +4235,7 @@
                     <w:noProof/>
                     <w:webHidden/>
                   </w:rPr>
-                  <w:t>8</w:t>
+                  <w:t>9</w:t>
                 </w:r>
                 <w:r>
                   <w:rPr>
@@ -4272,7 +4292,57 @@
                     <w:bCs/>
                     <w:noProof/>
                   </w:rPr>
-                  <w:t>中间自动化处理规则与算分引擎</w:t>
+                  <w:t>中间</w:t>
+                </w:r>
+                <w:r>
+                  <w:rPr>
+                    <w:rStyle w:val="af"/>
+                    <w:rFonts w:ascii="Arial" w:eastAsia="黑体" w:hAnsi="Arial" w:cs="Times New Roman"/>
+                    <w:b/>
+                    <w:bCs/>
+                    <w:noProof/>
+                  </w:rPr>
+                  <w:t>自</w:t>
+                </w:r>
+                <w:r>
+                  <w:rPr>
+                    <w:rStyle w:val="af"/>
+                    <w:rFonts w:ascii="Arial" w:eastAsia="黑体" w:hAnsi="Arial" w:cs="Times New Roman"/>
+                    <w:b/>
+                    <w:bCs/>
+                    <w:noProof/>
+                  </w:rPr>
+                  <w:t>动</w:t>
+                </w:r>
+                <w:r>
+                  <w:rPr>
+                    <w:rStyle w:val="af"/>
+                    <w:rFonts w:ascii="Arial" w:eastAsia="黑体" w:hAnsi="Arial" w:cs="Times New Roman"/>
+                    <w:b/>
+                    <w:bCs/>
+                    <w:noProof/>
+                  </w:rPr>
+                  <w:t>化处</w:t>
+                </w:r>
+                <w:r>
+                  <w:rPr>
+                    <w:rStyle w:val="af"/>
+                    <w:rFonts w:ascii="Arial" w:eastAsia="黑体" w:hAnsi="Arial" w:cs="Times New Roman"/>
+                    <w:b/>
+                    <w:bCs/>
+                    <w:noProof/>
+                  </w:rPr>
+                  <w:t>理</w:t>
+                </w:r>
+                <w:r>
+                  <w:rPr>
+                    <w:rStyle w:val="af"/>
+                    <w:rFonts w:ascii="Arial" w:eastAsia="黑体" w:hAnsi="Arial" w:cs="Times New Roman"/>
+                    <w:b/>
+                    <w:bCs/>
+                    <w:noProof/>
+                  </w:rPr>
+                  <w:t>规则与算分引擎</w:t>
                 </w:r>
                 <w:r>
                   <w:rPr>
@@ -4411,7 +4481,7 @@
                     <w:noProof/>
                     <w:webHidden/>
                   </w:rPr>
-                  <w:t>10</w:t>
+                  <w:t>11</w:t>
                 </w:r>
                 <w:r>
                   <w:rPr>
@@ -4566,7 +4636,27 @@
                     <w:bCs/>
                     <w:noProof/>
                   </w:rPr>
-                  <w:t>数据采集适配与自动化计算机制</w:t>
+                  <w:t>数</w:t>
+                </w:r>
+                <w:r>
+                  <w:rPr>
+                    <w:rStyle w:val="af"/>
+                    <w:rFonts w:ascii="Arial" w:eastAsia="黑体" w:hAnsi="Arial" w:cs="Times New Roman"/>
+                    <w:b/>
+                    <w:bCs/>
+                    <w:noProof/>
+                  </w:rPr>
+                  <w:t>据</w:t>
+                </w:r>
+                <w:r>
+                  <w:rPr>
+                    <w:rStyle w:val="af"/>
+                    <w:rFonts w:ascii="Arial" w:eastAsia="黑体" w:hAnsi="Arial" w:cs="Times New Roman"/>
+                    <w:b/>
+                    <w:bCs/>
+                    <w:noProof/>
+                  </w:rPr>
+                  <w:t>采集适配与自动化计算机制</w:t>
                 </w:r>
                 <w:r>
                   <w:rPr>
@@ -4607,7 +4697,7 @@
                     <w:noProof/>
                     <w:webHidden/>
                   </w:rPr>
-                  <w:t>11</w:t>
+                  <w:t>12</w:t>
                 </w:r>
                 <w:r>
                   <w:rPr>
@@ -4803,7 +4893,7 @@
                     <w:noProof/>
                     <w:webHidden/>
                   </w:rPr>
-                  <w:t>12</w:t>
+                  <w:t>13</w:t>
                 </w:r>
                 <w:r>
                   <w:rPr>
@@ -4901,7 +4991,7 @@
                     <w:noProof/>
                     <w:webHidden/>
                   </w:rPr>
-                  <w:t>12</w:t>
+                  <w:t>13</w:t>
                 </w:r>
                 <w:r>
                   <w:rPr>
@@ -7257,14 +7347,6 @@
                     <w:sz w:val="21"/>
                   </w:rPr>
                 </w:pPr>
-                <w:r>
-                  <w:rPr>
-                    <w:rFonts w:ascii="Times New Roman" w:hAnsi="Times New Roman" w:cs="Times New Roman" w:hint="eastAsia"/>
-                    <w:kern w:val="2"/>
-                    <w:sz w:val="21"/>
-                  </w:rPr>
-                  <w:t>2</w:t>
-                </w:r>
                 <w:r>
                   <w:rPr>
                     <w:rFonts w:ascii="Times New Roman" w:hAnsi="Times New Roman" w:cs="Times New Roman"/>
@@ -8659,7 +8741,7 @@
             <w:ind w:firstLineChars="0"/>
             <w:jc w:val="both"/>
             <w:rPr>
-              <w:rFonts w:ascii="Times New Roman" w:hAnsi="Times New Roman" w:cs="Times New Roman"/>
+              <w:rFonts w:ascii="Times New Roman" w:hAnsi="Times New Roman" w:cs="Times New Roman" w:hint="eastAsia"/>
               <w:kern w:val="2"/>
               <w:sz w:val="21"/>
             </w:rPr>
@@ -8818,24 +8900,6 @@
             </w:rPr>
             <w:t>最终裁决】的权责隔离规则。</w:t>
           </w:r>
-        </w:p>
-        <w:p>
-          <w:pPr>
-            <w:pStyle w:val="af8"/>
-            <w:widowControl w:val="0"/>
-            <w:numPr>
-              <w:ilvl w:val="1"/>
-              <w:numId w:val="11"/>
-            </w:numPr>
-            <w:spacing w:line="360" w:lineRule="auto"/>
-            <w:ind w:firstLineChars="0"/>
-            <w:jc w:val="both"/>
-            <w:rPr>
-              <w:rFonts w:ascii="Times New Roman" w:hAnsi="Times New Roman" w:cs="Times New Roman"/>
-              <w:kern w:val="2"/>
-              <w:sz w:val="21"/>
-            </w:rPr>
-          </w:pPr>
         </w:p>
         <w:p>
           <w:pPr>
@@ -9783,8 +9847,7 @@
               </w:tcPr>
               <w:p>
                 <w:pPr>
-                  <w:widowControl w:val="0"/>
-                  <w:jc w:val="both"/>
+                  <w:pStyle w:val="af9"/>
                   <w:rPr>
                     <w:rFonts w:ascii="Times New Roman" w:hAnsi="Times New Roman" w:cs="Times New Roman"/>
                     <w:kern w:val="2"/>
@@ -9801,7 +9864,7 @@
                     <w:szCs w:val="24"/>
                     <w:lang w:eastAsia="zh-CN"/>
                   </w:rPr>
-                  <w:t>AUDITOR</w:t>
+                  <w:t xml:space="preserve">STAFF </w:t>
                 </w:r>
                 <w:r>
                   <w:rPr>
@@ -9811,7 +9874,7 @@
                     <w:szCs w:val="24"/>
                     <w:lang w:eastAsia="zh-CN"/>
                   </w:rPr>
-                  <w:t>停用决策或</w:t>
+                  <w:t>根据风险预警提示（资质过期</w:t>
                 </w:r>
                 <w:r>
                   <w:rPr>
@@ -9821,7 +9884,7 @@
                     <w:szCs w:val="24"/>
                     <w:lang w:eastAsia="zh-CN"/>
                   </w:rPr>
-                  <w:t>D</w:t>
+                  <w:t>/D</w:t>
                 </w:r>
                 <w:r>
                   <w:rPr>
@@ -9831,8 +9894,61 @@
                     <w:szCs w:val="24"/>
                     <w:lang w:eastAsia="zh-CN"/>
                   </w:rPr>
-                  <w:t>级绩效结果</w:t>
-                </w:r>
+                  <w:t>级绩效</w:t>
+                </w:r>
+                <w:r>
+                  <w:rPr>
+                    <w:rFonts w:ascii="Times New Roman" w:hAnsi="Times New Roman" w:cs="Times New Roman"/>
+                    <w:kern w:val="2"/>
+                    <w:sz w:val="21"/>
+                    <w:szCs w:val="24"/>
+                    <w:lang w:eastAsia="zh-CN"/>
+                  </w:rPr>
+                  <w:t>/</w:t>
+                </w:r>
+                <w:r>
+                  <w:rPr>
+                    <w:rFonts w:ascii="Times New Roman" w:hAnsi="Times New Roman" w:cs="Times New Roman"/>
+                    <w:kern w:val="2"/>
+                    <w:sz w:val="21"/>
+                    <w:szCs w:val="24"/>
+                    <w:lang w:eastAsia="zh-CN"/>
+                  </w:rPr>
+                  <w:t>业务异常）人工提交的</w:t>
+                </w:r>
+                <w:r>
+                  <w:rPr>
+                    <w:rFonts w:ascii="Times New Roman" w:hAnsi="Times New Roman" w:cs="Times New Roman"/>
+                    <w:kern w:val="2"/>
+                    <w:sz w:val="21"/>
+                    <w:szCs w:val="24"/>
+                    <w:lang w:eastAsia="zh-CN"/>
+                  </w:rPr>
+                  <w:t xml:space="preserve"> SUSPEND </w:t>
+                </w:r>
+                <w:r>
+                  <w:rPr>
+                    <w:rFonts w:ascii="Times New Roman" w:hAnsi="Times New Roman" w:cs="Times New Roman"/>
+                    <w:kern w:val="2"/>
+                    <w:sz w:val="21"/>
+                    <w:szCs w:val="24"/>
+                    <w:lang w:eastAsia="zh-CN"/>
+                  </w:rPr>
+                  <w:t>停用申请</w:t>
+                </w:r>
+              </w:p>
+              <w:p>
+                <w:pPr>
+                  <w:widowControl w:val="0"/>
+                  <w:jc w:val="both"/>
+                  <w:rPr>
+                    <w:rFonts w:ascii="Times New Roman" w:hAnsi="Times New Roman" w:cs="Times New Roman" w:hint="eastAsia"/>
+                    <w:kern w:val="2"/>
+                    <w:sz w:val="21"/>
+                    <w:szCs w:val="24"/>
+                    <w:lang w:eastAsia="zh-CN"/>
+                  </w:rPr>
+                </w:pPr>
               </w:p>
             </w:tc>
             <w:tc>
@@ -9852,6 +9968,7 @@
                     <w:lang w:eastAsia="zh-CN"/>
                   </w:rPr>
                 </w:pPr>
+                <w:proofErr w:type="spellStart"/>
                 <w:r>
                   <w:rPr>
                     <w:rFonts w:ascii="Times New Roman" w:hAnsi="Times New Roman" w:cs="Times New Roman"/>
@@ -9860,7 +9977,72 @@
                     <w:szCs w:val="24"/>
                     <w:lang w:eastAsia="zh-CN"/>
                   </w:rPr>
-                  <w:t>状态机校验合法迁移并触发业务权限控制</w:t>
+                  <w:t>校验状态机合法迁移规则，提交</w:t>
+                </w:r>
+                <w:proofErr w:type="spellEnd"/>
+                <w:r>
+                  <w:rPr>
+                    <w:rFonts w:ascii="Times New Roman" w:hAnsi="Times New Roman" w:cs="Times New Roman"/>
+                    <w:kern w:val="2"/>
+                    <w:sz w:val="21"/>
+                    <w:szCs w:val="24"/>
+                    <w:lang w:eastAsia="zh-CN"/>
+                  </w:rPr>
+                  <w:t xml:space="preserve"> AUDITOR </w:t>
+                </w:r>
+                <w:proofErr w:type="spellStart"/>
+                <w:r>
+                  <w:rPr>
+                    <w:rFonts w:ascii="Times New Roman" w:hAnsi="Times New Roman" w:cs="Times New Roman"/>
+                    <w:kern w:val="2"/>
+                    <w:sz w:val="21"/>
+                    <w:szCs w:val="24"/>
+                    <w:lang w:eastAsia="zh-CN"/>
+                  </w:rPr>
+                  <w:t>审批；</w:t>
+                </w:r>
+                <w:r>
+                  <w:rPr>
+                    <w:rFonts w:ascii="Times New Roman" w:hAnsi="Times New Roman" w:cs="Times New Roman"/>
+                    <w:kern w:val="2"/>
+                    <w:sz w:val="21"/>
+                    <w:szCs w:val="24"/>
+                    <w:lang w:eastAsia="zh-CN"/>
+                  </w:rPr>
+                  <w:t>AUDITOR</w:t>
+                </w:r>
+                <w:proofErr w:type="spellEnd"/>
+                <w:r>
+                  <w:rPr>
+                    <w:rFonts w:ascii="Times New Roman" w:hAnsi="Times New Roman" w:cs="Times New Roman"/>
+                    <w:kern w:val="2"/>
+                    <w:sz w:val="21"/>
+                    <w:szCs w:val="24"/>
+                    <w:lang w:eastAsia="zh-CN"/>
+                  </w:rPr>
+                  <w:t xml:space="preserve"> </w:t>
+                </w:r>
+                <w:proofErr w:type="spellStart"/>
+                <w:r>
+                  <w:rPr>
+                    <w:rFonts w:ascii="Times New Roman" w:hAnsi="Times New Roman" w:cs="Times New Roman"/>
+                    <w:kern w:val="2"/>
+                    <w:sz w:val="21"/>
+                    <w:szCs w:val="24"/>
+                    <w:lang w:eastAsia="zh-CN"/>
+                  </w:rPr>
+                  <w:t>裁决通过后更新合作状态为</w:t>
+                </w:r>
+                <w:proofErr w:type="spellEnd"/>
+                <w:r>
+                  <w:rPr>
+                    <w:rFonts w:ascii="Times New Roman" w:hAnsi="Times New Roman" w:cs="Times New Roman"/>
+                    <w:kern w:val="2"/>
+                    <w:sz w:val="21"/>
+                    <w:szCs w:val="24"/>
+                    <w:lang w:eastAsia="zh-CN"/>
+                  </w:rPr>
+                  <w:t xml:space="preserve"> SUSPENDED</w:t>
                 </w:r>
               </w:p>
             </w:tc>
@@ -9889,7 +10071,7 @@
                     <w:szCs w:val="24"/>
                     <w:lang w:eastAsia="zh-CN"/>
                   </w:rPr>
-                  <w:t>SUSPENDED</w:t>
+                  <w:t>状态更新为</w:t>
                 </w:r>
                 <w:r>
                   <w:rPr>
@@ -9899,7 +10081,17 @@
                     <w:szCs w:val="24"/>
                     <w:lang w:eastAsia="zh-CN"/>
                   </w:rPr>
-                  <w:t>，限制相关业务操作</w:t>
+                  <w:t xml:space="preserve"> SUSPENDED</w:t>
+                </w:r>
+                <w:r>
+                  <w:rPr>
+                    <w:rFonts w:ascii="Times New Roman" w:hAnsi="Times New Roman" w:cs="Times New Roman"/>
+                    <w:kern w:val="2"/>
+                    <w:sz w:val="21"/>
+                    <w:szCs w:val="24"/>
+                    <w:lang w:eastAsia="zh-CN"/>
+                  </w:rPr>
+                  <w:t>；系统开启硬阻断，拦截下单、准入与支付结算</w:t>
                 </w:r>
               </w:p>
             </w:tc>
@@ -9930,6 +10122,7 @@
                     <w:szCs w:val="24"/>
                     <w:lang w:eastAsia="zh-CN"/>
                   </w:rPr>
+                  <w:lastRenderedPageBreak/>
                   <w:t>恢复</w:t>
                 </w:r>
               </w:p>
@@ -10108,7 +10301,6 @@
                     <w:szCs w:val="24"/>
                     <w:lang w:eastAsia="zh-CN"/>
                   </w:rPr>
-                  <w:lastRenderedPageBreak/>
                   <w:t>全流程</w:t>
                 </w:r>
               </w:p>
@@ -10523,6 +10715,11 @@
         <w:p>
           <w:pPr>
             <w:pStyle w:val="pdq2pgselectionanchorcontainer"/>
+            <w:rPr>
+              <w:rFonts w:ascii="Times New Roman" w:hAnsi="Times New Roman" w:cs="Times New Roman"/>
+              <w:kern w:val="2"/>
+              <w:sz w:val="21"/>
+            </w:rPr>
           </w:pPr>
           <w:r>
             <w:rPr>
@@ -10531,6 +10728,11 @@
             <w:t>绩效数据流：</w:t>
           </w:r>
           <w:r>
+            <w:rPr>
+              <w:rFonts w:ascii="Times New Roman" w:hAnsi="Times New Roman" w:cs="Times New Roman"/>
+              <w:kern w:val="2"/>
+              <w:sz w:val="21"/>
+            </w:rPr>
             <w:br/>
           </w:r>
           <w:r>
@@ -10564,7 +10766,7 @@
               <w:kern w:val="2"/>
               <w:sz w:val="21"/>
             </w:rPr>
-            <w:t>PerformanceEvaluationDraft</w:t>
+            <w:t>PerformanceFactRecord</w:t>
           </w:r>
           <w:proofErr w:type="spellEnd"/>
           <w:r>
@@ -10573,7 +10775,31 @@
               <w:kern w:val="2"/>
               <w:sz w:val="21"/>
             </w:rPr>
-            <w:t xml:space="preserve"> → </w:t>
+            <w:t>（落库</w:t>
+          </w:r>
+          <w:r>
+            <w:rPr>
+              <w:rFonts w:ascii="Times New Roman" w:hAnsi="Times New Roman" w:cs="Times New Roman"/>
+              <w:kern w:val="2"/>
+              <w:sz w:val="21"/>
+            </w:rPr>
+            <w:t xml:space="preserve"> D4_1 </w:t>
+          </w:r>
+          <w:r>
+            <w:rPr>
+              <w:rFonts w:ascii="Times New Roman" w:hAnsi="Times New Roman" w:cs="Times New Roman"/>
+              <w:kern w:val="2"/>
+              <w:sz w:val="21"/>
+            </w:rPr>
+            <w:t>暂存表）</w:t>
+          </w:r>
+          <w:r>
+            <w:rPr>
+              <w:rFonts w:ascii="Times New Roman" w:hAnsi="Times New Roman" w:cs="Times New Roman"/>
+              <w:kern w:val="2"/>
+              <w:sz w:val="21"/>
+            </w:rPr>
+            <w:t xml:space="preserve">→ </w:t>
           </w:r>
           <w:r>
             <w:rPr>
@@ -10866,6 +11092,7 @@
               <w:kern w:val="2"/>
               <w:sz w:val="21"/>
             </w:rPr>
+            <w:lastRenderedPageBreak/>
             <w:t xml:space="preserve"> P6</w:t>
           </w:r>
           <w:r>
@@ -10975,7 +11202,6 @@
               <w:kern w:val="2"/>
               <w:sz w:val="21"/>
             </w:rPr>
-            <w:lastRenderedPageBreak/>
             <w:t>ManualInputMetricAdapter</w:t>
           </w:r>
           <w:proofErr w:type="spellEnd"/>
@@ -11249,7 +11475,7 @@
             <w:ind w:firstLineChars="200" w:firstLine="480"/>
             <w:jc w:val="both"/>
             <w:rPr>
-              <w:rFonts w:ascii="Times New Roman" w:hAnsi="Times New Roman" w:cs="Times New Roman"/>
+              <w:rFonts w:ascii="Times New Roman" w:hAnsi="Times New Roman" w:cs="Times New Roman" w:hint="eastAsia"/>
               <w:kern w:val="2"/>
               <w:sz w:val="21"/>
             </w:rPr>
@@ -11406,6 +11632,99 @@
             </w:rPr>
             <w:t>算分引擎读取并计算综合得分与评级</w:t>
           </w:r>
+          <w:r>
+            <w:rPr>
+              <w:rFonts w:ascii="Times New Roman" w:hAnsi="Times New Roman" w:cs="Times New Roman" w:hint="eastAsia"/>
+              <w:kern w:val="2"/>
+              <w:sz w:val="21"/>
+            </w:rPr>
+            <w:t>，</w:t>
+          </w:r>
+          <w:r>
+            <w:rPr>
+              <w:rFonts w:ascii="Times New Roman" w:hAnsi="Times New Roman" w:cs="Times New Roman"/>
+              <w:kern w:val="2"/>
+              <w:sz w:val="21"/>
+            </w:rPr>
+            <w:t>提交后由</w:t>
+          </w:r>
+          <w:r>
+            <w:rPr>
+              <w:rFonts w:ascii="Times New Roman" w:hAnsi="Times New Roman" w:cs="Times New Roman"/>
+              <w:kern w:val="2"/>
+              <w:sz w:val="21"/>
+            </w:rPr>
+            <w:t xml:space="preserve"> P7 </w:t>
+          </w:r>
+          <w:r>
+            <w:rPr>
+              <w:rFonts w:ascii="Times New Roman" w:hAnsi="Times New Roman" w:cs="Times New Roman"/>
+              <w:kern w:val="2"/>
+              <w:sz w:val="21"/>
+            </w:rPr>
+            <w:t>算分引擎读取并计算综合得分与评级。（注：</w:t>
+          </w:r>
+          <w:r>
+            <w:rPr>
+              <w:rFonts w:ascii="Times New Roman" w:hAnsi="Times New Roman" w:cs="Times New Roman"/>
+              <w:kern w:val="2"/>
+              <w:sz w:val="21"/>
+            </w:rPr>
+            <w:t xml:space="preserve">D4_1 </w:t>
+          </w:r>
+          <w:r>
+            <w:rPr>
+              <w:rFonts w:ascii="Times New Roman" w:hAnsi="Times New Roman" w:cs="Times New Roman"/>
+              <w:kern w:val="2"/>
+              <w:sz w:val="21"/>
+            </w:rPr>
+            <w:t>仅为后端算分引擎解耦与过程审计的内部中间暂存表</w:t>
+          </w:r>
+          <w:r>
+            <w:rPr>
+              <w:rFonts w:ascii="Times New Roman" w:hAnsi="Times New Roman" w:cs="Times New Roman"/>
+              <w:kern w:val="2"/>
+              <w:sz w:val="21"/>
+            </w:rPr>
+            <w:t xml:space="preserve"> Staging Table</w:t>
+          </w:r>
+          <w:r>
+            <w:rPr>
+              <w:rFonts w:ascii="Times New Roman" w:hAnsi="Times New Roman" w:cs="Times New Roman"/>
+              <w:kern w:val="2"/>
+              <w:sz w:val="21"/>
+            </w:rPr>
+            <w:t>，系统不向</w:t>
+          </w:r>
+          <w:r>
+            <w:rPr>
+              <w:rFonts w:ascii="Times New Roman" w:hAnsi="Times New Roman" w:cs="Times New Roman"/>
+              <w:kern w:val="2"/>
+              <w:sz w:val="21"/>
+            </w:rPr>
+            <w:t xml:space="preserve"> API </w:t>
+          </w:r>
+          <w:r>
+            <w:rPr>
+              <w:rFonts w:ascii="Times New Roman" w:hAnsi="Times New Roman" w:cs="Times New Roman"/>
+              <w:kern w:val="2"/>
+              <w:sz w:val="21"/>
+            </w:rPr>
+            <w:t>及前端界面暴露【草稿】业务状态与草稿操作接口，评价单创建提交后直接锁定并进入【待复核】状态。）</w:t>
+          </w:r>
+        </w:p>
+        <w:p>
+          <w:pPr>
+            <w:widowControl w:val="0"/>
+            <w:spacing w:line="360" w:lineRule="auto"/>
+            <w:ind w:firstLineChars="200" w:firstLine="420"/>
+            <w:jc w:val="both"/>
+            <w:rPr>
+              <w:rFonts w:ascii="Times New Roman" w:hAnsi="Times New Roman" w:cs="Times New Roman"/>
+              <w:kern w:val="2"/>
+              <w:sz w:val="21"/>
+            </w:rPr>
+          </w:pPr>
         </w:p>
       </w:sdtContent>
     </w:sdt>
@@ -11668,15 +11987,44 @@
             <w:vAlign w:val="center"/>
           </w:tcPr>
           <w:p>
-            <w:proofErr w:type="spellStart"/>
+            <w:pPr>
+              <w:rPr>
+                <w:rFonts w:hint="eastAsia"/>
+                <w:lang w:eastAsia="zh-CN"/>
+              </w:rPr>
+            </w:pPr>
             <w:r>
               <w:rPr>
                 <w:rFonts w:ascii="微软雅黑" w:hAnsi="微软雅黑"/>
                 <w:sz w:val="19"/>
-              </w:rPr>
-              <w:t>评价单草稿</w:t>
+                <w:lang w:eastAsia="zh-CN"/>
+              </w:rPr>
+              <w:t>评价明细暂存（</w:t>
             </w:r>
-            <w:proofErr w:type="spellEnd"/>
+            <w:r>
+              <w:rPr>
+                <w:rFonts w:ascii="微软雅黑" w:hAnsi="微软雅黑"/>
+                <w:sz w:val="19"/>
+                <w:lang w:eastAsia="zh-CN"/>
+              </w:rPr>
+              <w:t xml:space="preserve">D4_1 </w:t>
+            </w:r>
+            <w:r>
+              <w:rPr>
+                <w:rFonts w:ascii="微软雅黑" w:hAnsi="微软雅黑"/>
+                <w:sz w:val="19"/>
+                <w:lang w:eastAsia="zh-CN"/>
+              </w:rPr>
+              <w:t>暂存表，提交即锁死直接进入待复核</w:t>
+            </w:r>
+            <w:r>
+              <w:rPr>
+                <w:rFonts w:ascii="微软雅黑" w:hAnsi="微软雅黑"/>
+                <w:sz w:val="19"/>
+                <w:lang w:eastAsia="zh-CN"/>
+              </w:rPr>
+              <w:t>）</w:t>
+            </w:r>
           </w:p>
         </w:tc>
       </w:tr>
@@ -11851,6 +12199,7 @@
                 <w:rFonts w:ascii="微软雅黑" w:hAnsi="微软雅黑"/>
                 <w:sz w:val="19"/>
               </w:rPr>
+              <w:lastRenderedPageBreak/>
               <w:t xml:space="preserve">4. </w:t>
             </w:r>
             <w:proofErr w:type="spellStart"/>
@@ -12418,16 +12767,7 @@
           <w:kern w:val="2"/>
           <w:sz w:val="21"/>
         </w:rPr>
-        <w:t>人工录入客观履约事实，但人工仅负责事实数据录入，不参与任何评分、权重及评级结</w:t>
-      </w:r>
-      <w:r>
-        <w:rPr>
-          <w:rFonts w:ascii="Times New Roman" w:hAnsi="Times New Roman" w:cs="Times New Roman"/>
-          <w:kern w:val="2"/>
-          <w:sz w:val="21"/>
-        </w:rPr>
-        <w:lastRenderedPageBreak/>
-        <w:t>果的计算。系统后端根据事实数据自动完成指标计算、加权计算及等级映射，前端不得直接传入或修改最终评分结果。</w:t>
+        <w:t>人工录入客观履约事实，但人工仅负责事实数据录入，不参与任何评分、权重及评级结果的计算。系统后端根据事实数据自动完成指标计算、加权计算及等级映射，前端不得直接传入或修改最终评分结果。</w:t>
       </w:r>
     </w:p>
     <w:p>
@@ -12964,6 +13304,7 @@
         </w:rPr>
       </w:pPr>
       <w:r>
+        <w:lastRenderedPageBreak/>
         <w:t>质量得分 Q = MAX(0, 100 - (</w:t>
       </w:r>
       <w:proofErr w:type="spellStart"/>
@@ -13231,7 +13572,6 @@
         </w:rPr>
       </w:pPr>
       <w:r>
-        <w:lastRenderedPageBreak/>
         <w:t xml:space="preserve">服务得分 S = MAX(0, 100 - </w:t>
       </w:r>
       <w:proofErr w:type="spellStart"/>
@@ -13293,32 +13633,14 @@
       <w:pPr>
         <w:spacing w:beforeAutospacing="1" w:afterAutospacing="1"/>
         <w:ind w:left="720"/>
-        <w:rPr>
-          <w:sz w:val="21"/>
-          <w:szCs w:val="21"/>
-        </w:rPr>
       </w:pPr>
       <w:r>
         <w:t>合规得分 C = 100（资质均有效）；资质过期则触发风险预警。</w:t>
       </w:r>
-    </w:p>
-    <w:p>
-      <w:pPr>
-        <w:pStyle w:val="af9"/>
-        <w:numPr>
-          <w:ilvl w:val="3"/>
-          <w:numId w:val="1"/>
-        </w:numPr>
-        <w:rPr>
-          <w:color w:val="000000"/>
-        </w:rPr>
-      </w:pPr>
-      <w:r>
-        <w:rPr>
-          <w:b/>
-          <w:bCs/>
-          <w:color w:val="000000"/>
-        </w:rPr>
+      <w:r>
+        <w:t>资质均有效为100分;若存在任意一项必备资质过期,则合规得分 C=0 分,并自动打上风险预警标记。</w:t>
+      </w:r>
+      <w:r>
         <w:t>综合得分与评级自动化映射：</w:t>
       </w:r>
     </w:p>
@@ -13639,7 +13961,7 @@
           <w:rStyle w:val="HTML"/>
           <w:color w:val="000000"/>
         </w:rPr>
-        <w:t>ExternalSystemMetricAdapter</w:t>
+        <w:t>MockDataMetricAdapter</w:t>
       </w:r>
       <w:proofErr w:type="spellEnd"/>
       <w:r>
@@ -13671,11 +13993,10 @@
       <w:proofErr w:type="spellStart"/>
       <w:r>
         <w:rPr>
-          <w:rFonts w:ascii="宋体" w:eastAsia="宋体" w:hAnsi="宋体" w:cs="宋体"/>
-          <w:sz w:val="21"/>
-          <w:szCs w:val="21"/>
-        </w:rPr>
-        <w:t>ExternalERPAdapter</w:t>
+          <w:rStyle w:val="HTML"/>
+          <w:color w:val="000000"/>
+        </w:rPr>
+        <w:t>ExternalSystemMetricAdapter</w:t>
       </w:r>
       <w:proofErr w:type="spellEnd"/>
       <w:r>
@@ -13723,6 +14044,7 @@
           <w:sz w:val="28"/>
           <w:szCs w:val="28"/>
         </w:rPr>
+        <w:lastRenderedPageBreak/>
         <w:t>后置流向：系统级业务强阻断与状态机联动</w:t>
       </w:r>
       <w:bookmarkEnd w:id="24"/>
@@ -14137,8 +14459,9 @@
                 <w:sz w:val="21"/>
                 <w:lang w:eastAsia="zh-CN"/>
               </w:rPr>
-              <w:t>D</w:t>
+              <w:t xml:space="preserve">D </w:t>
             </w:r>
+            <w:proofErr w:type="spellStart"/>
             <w:r>
               <w:rPr>
                 <w:rFonts w:ascii="Times New Roman" w:hAnsi="Times New Roman" w:cs="Times New Roman"/>
@@ -14146,8 +14469,9 @@
                 <w:sz w:val="21"/>
                 <w:lang w:eastAsia="zh-CN"/>
               </w:rPr>
-              <w:t>级经</w:t>
+              <w:t>级绩效经</w:t>
             </w:r>
+            <w:proofErr w:type="spellEnd"/>
             <w:r>
               <w:rPr>
                 <w:rFonts w:ascii="Times New Roman" w:hAnsi="Times New Roman" w:cs="Times New Roman"/>
@@ -14155,8 +14479,9 @@
                 <w:sz w:val="21"/>
                 <w:lang w:eastAsia="zh-CN"/>
               </w:rPr>
-              <w:t>AUDITOR</w:t>
+              <w:t xml:space="preserve"> AUDITOR </w:t>
             </w:r>
+            <w:proofErr w:type="spellStart"/>
             <w:r>
               <w:rPr>
                 <w:rFonts w:ascii="Times New Roman" w:hAnsi="Times New Roman" w:cs="Times New Roman"/>
@@ -14164,7 +14489,7 @@
                 <w:sz w:val="21"/>
                 <w:lang w:eastAsia="zh-CN"/>
               </w:rPr>
-              <w:t>复核后，系统将供应商状态更新为</w:t>
+              <w:t>复核通过后，系统仅更新供应商最新绩效等级（</w:t>
             </w:r>
             <w:r>
               <w:rPr>
@@ -14173,8 +14498,9 @@
                 <w:sz w:val="21"/>
                 <w:lang w:eastAsia="zh-CN"/>
               </w:rPr>
-              <w:t>SUSPENDED</w:t>
+              <w:t>latest_performance_grade</w:t>
             </w:r>
+            <w:proofErr w:type="spellEnd"/>
             <w:r>
               <w:rPr>
                 <w:rFonts w:ascii="Times New Roman" w:hAnsi="Times New Roman" w:cs="Times New Roman"/>
@@ -14182,7 +14508,7 @@
                 <w:sz w:val="21"/>
                 <w:lang w:eastAsia="zh-CN"/>
               </w:rPr>
-              <w:t>（停用），并触发业务阻断；是否进入淘汰流程由</w:t>
+              <w:t xml:space="preserve"> = 'D'</w:t>
             </w:r>
             <w:r>
               <w:rPr>
@@ -14191,8 +14517,9 @@
                 <w:sz w:val="21"/>
                 <w:lang w:eastAsia="zh-CN"/>
               </w:rPr>
-              <w:t>AUDITOR</w:t>
+              <w:t>）</w:t>
             </w:r>
+            <w:proofErr w:type="spellStart"/>
             <w:r>
               <w:rPr>
                 <w:rFonts w:ascii="Times New Roman" w:hAnsi="Times New Roman" w:cs="Times New Roman"/>
@@ -14200,7 +14527,7 @@
                 <w:sz w:val="21"/>
                 <w:lang w:eastAsia="zh-CN"/>
               </w:rPr>
-              <w:t>根据业务</w:t>
+              <w:t>并自动打上风险预警标记（</w:t>
             </w:r>
             <w:r>
               <w:rPr>
@@ -14209,8 +14536,126 @@
                 <w:sz w:val="21"/>
                 <w:lang w:eastAsia="zh-CN"/>
               </w:rPr>
-              <w:lastRenderedPageBreak/>
-              <w:t>规则另行决策。</w:t>
+              <w:t>risk_warning</w:t>
+            </w:r>
+            <w:proofErr w:type="spellEnd"/>
+            <w:r>
+              <w:rPr>
+                <w:rFonts w:ascii="Times New Roman" w:hAnsi="Times New Roman" w:cs="Times New Roman"/>
+                <w:kern w:val="2"/>
+                <w:sz w:val="21"/>
+                <w:lang w:eastAsia="zh-CN"/>
+              </w:rPr>
+              <w:t xml:space="preserve"> = true</w:t>
+            </w:r>
+            <w:r>
+              <w:rPr>
+                <w:rFonts w:ascii="Times New Roman" w:hAnsi="Times New Roman" w:cs="Times New Roman"/>
+                <w:kern w:val="2"/>
+                <w:sz w:val="21"/>
+                <w:lang w:eastAsia="zh-CN"/>
+              </w:rPr>
+              <w:t>），</w:t>
+            </w:r>
+            <w:proofErr w:type="spellStart"/>
+            <w:r>
+              <w:rPr>
+                <w:rFonts w:ascii="Times New Roman" w:hAnsi="Times New Roman" w:cs="Times New Roman"/>
+                <w:kern w:val="2"/>
+                <w:sz w:val="21"/>
+                <w:lang w:eastAsia="zh-CN"/>
+              </w:rPr>
+              <w:t>系统不会自动变更供应商的合作状态。若需对</w:t>
+            </w:r>
+            <w:proofErr w:type="spellEnd"/>
+            <w:r>
+              <w:rPr>
+                <w:rFonts w:ascii="Times New Roman" w:hAnsi="Times New Roman" w:cs="Times New Roman"/>
+                <w:kern w:val="2"/>
+                <w:sz w:val="21"/>
+                <w:lang w:eastAsia="zh-CN"/>
+              </w:rPr>
+              <w:t xml:space="preserve"> D </w:t>
+            </w:r>
+            <w:proofErr w:type="spellStart"/>
+            <w:r>
+              <w:rPr>
+                <w:rFonts w:ascii="Times New Roman" w:hAnsi="Times New Roman" w:cs="Times New Roman"/>
+                <w:kern w:val="2"/>
+                <w:sz w:val="21"/>
+                <w:lang w:eastAsia="zh-CN"/>
+              </w:rPr>
+              <w:t>级供应商暂停合作，由</w:t>
+            </w:r>
+            <w:proofErr w:type="spellEnd"/>
+            <w:r>
+              <w:rPr>
+                <w:rFonts w:ascii="Times New Roman" w:hAnsi="Times New Roman" w:cs="Times New Roman"/>
+                <w:kern w:val="2"/>
+                <w:sz w:val="21"/>
+                <w:lang w:eastAsia="zh-CN"/>
+              </w:rPr>
+              <w:t xml:space="preserve"> STAFF </w:t>
+            </w:r>
+            <w:proofErr w:type="spellStart"/>
+            <w:r>
+              <w:rPr>
+                <w:rFonts w:ascii="Times New Roman" w:hAnsi="Times New Roman" w:cs="Times New Roman"/>
+                <w:kern w:val="2"/>
+                <w:sz w:val="21"/>
+                <w:lang w:eastAsia="zh-CN"/>
+              </w:rPr>
+              <w:t>根据风险预警提示人工提交</w:t>
+            </w:r>
+            <w:proofErr w:type="spellEnd"/>
+            <w:r>
+              <w:rPr>
+                <w:rFonts w:ascii="Times New Roman" w:hAnsi="Times New Roman" w:cs="Times New Roman"/>
+                <w:kern w:val="2"/>
+                <w:sz w:val="21"/>
+                <w:lang w:eastAsia="zh-CN"/>
+              </w:rPr>
+              <w:t> SUSPEND </w:t>
+            </w:r>
+            <w:proofErr w:type="spellStart"/>
+            <w:r>
+              <w:rPr>
+                <w:rFonts w:ascii="Times New Roman" w:hAnsi="Times New Roman" w:cs="Times New Roman"/>
+                <w:kern w:val="2"/>
+                <w:sz w:val="21"/>
+                <w:lang w:eastAsia="zh-CN"/>
+              </w:rPr>
+              <w:t>停用申请，按标准生命周期流程经</w:t>
+            </w:r>
+            <w:proofErr w:type="spellEnd"/>
+            <w:r>
+              <w:rPr>
+                <w:rFonts w:ascii="Times New Roman" w:hAnsi="Times New Roman" w:cs="Times New Roman"/>
+                <w:kern w:val="2"/>
+                <w:sz w:val="21"/>
+                <w:lang w:eastAsia="zh-CN"/>
+              </w:rPr>
+              <w:t xml:space="preserve"> AUDITOR </w:t>
+            </w:r>
+            <w:proofErr w:type="spellStart"/>
+            <w:r>
+              <w:rPr>
+                <w:rFonts w:ascii="Times New Roman" w:hAnsi="Times New Roman" w:cs="Times New Roman"/>
+                <w:kern w:val="2"/>
+                <w:sz w:val="21"/>
+                <w:lang w:eastAsia="zh-CN"/>
+              </w:rPr>
+              <w:t>审批后生效</w:t>
+            </w:r>
+            <w:proofErr w:type="spellEnd"/>
+            <w:r>
+              <w:rPr>
+                <w:rFonts w:ascii="Times New Roman" w:hAnsi="Times New Roman" w:cs="Times New Roman"/>
+                <w:kern w:val="2"/>
+                <w:sz w:val="21"/>
+                <w:lang w:eastAsia="zh-CN"/>
+              </w:rPr>
+              <w:t>。</w:t>
             </w:r>
           </w:p>
         </w:tc>
@@ -14236,7 +14681,6 @@
                 <w:sz w:val="21"/>
                 <w:lang w:eastAsia="zh-CN"/>
               </w:rPr>
-              <w:lastRenderedPageBreak/>
               <w:t>强制硬阻断：准入</w:t>
             </w:r>
             <w:r>
@@ -14271,7 +14715,19 @@
         <w:rPr>
           <w:rFonts w:hint="eastAsia"/>
         </w:rPr>
-        <w:t>表2:</w:t>
+        <w:t>表</w:t>
+      </w:r>
+      <w:r>
+        <w:rPr>
+          <w:rFonts w:hint="eastAsia"/>
+        </w:rPr>
+        <w:t>3</w:t>
+      </w:r>
+      <w:r>
+        <w:rPr>
+          <w:rFonts w:hint="eastAsia"/>
+        </w:rPr>
+        <w:t>:</w:t>
       </w:r>
       <w:r>
         <w:t>供应商绩效评级与系统强阻断控制矩阵</w:t>
@@ -14932,6 +15388,7 @@
           <w:sz w:val="28"/>
           <w:szCs w:val="28"/>
         </w:rPr>
+        <w:lastRenderedPageBreak/>
         <w:t>数据采集适配与自动化计算机制</w:t>
       </w:r>
       <w:bookmarkEnd w:id="26"/>
@@ -15185,23 +15642,7 @@
           <w:kern w:val="2"/>
           <w:sz w:val="21"/>
         </w:rPr>
-        <w:t>复核与供应商生命周期状态联动（如</w:t>
-      </w:r>
-      <w:r>
-        <w:rPr>
-          <w:rFonts w:ascii="Times New Roman" w:hAnsi="Times New Roman" w:cs="Times New Roman"/>
-          <w:kern w:val="2"/>
-          <w:sz w:val="21"/>
-        </w:rPr>
-        <w:t xml:space="preserve"> D </w:t>
-      </w:r>
-      <w:r>
-        <w:rPr>
-          <w:rFonts w:ascii="Times New Roman" w:hAnsi="Times New Roman" w:cs="Times New Roman"/>
-          <w:kern w:val="2"/>
-          <w:sz w:val="21"/>
-        </w:rPr>
-        <w:t>级自动提示淘汰）。</w:t>
+        <w:t>复核与供应商生命周期状态联动。</w:t>
       </w:r>
       <w:r>
         <w:rPr>
@@ -15340,7 +15781,6 @@
           <w:sz w:val="32"/>
           <w:szCs w:val="32"/>
         </w:rPr>
-        <w:lastRenderedPageBreak/>
         <w:t xml:space="preserve"> </w:t>
       </w:r>
       <w:bookmarkStart w:id="27" w:name="_Toc241065703"/>
@@ -16206,6 +16646,7 @@
           <w:sz w:val="32"/>
           <w:szCs w:val="32"/>
         </w:rPr>
+        <w:lastRenderedPageBreak/>
         <w:t>非功能与验收要点</w:t>
       </w:r>
       <w:bookmarkEnd w:id="28"/>
@@ -17004,7 +17445,6 @@
           <w:sz w:val="32"/>
           <w:szCs w:val="32"/>
         </w:rPr>
-        <w:lastRenderedPageBreak/>
         <w:t>总论</w:t>
       </w:r>
       <w:bookmarkEnd w:id="30"/>

--- a/docs/TDD.docx
+++ b/docs/TDD.docx
@@ -2514,6 +2514,162 @@
               </w:p>
             </w:tc>
           </w:tr>
+          <w:tr>
+            <w:tc>
+              <w:tcPr>
+                <w:tcW w:w="673" w:type="dxa"/>
+                <w:vAlign w:val="center"/>
+              </w:tcPr>
+              <w:p>
+                <w:pPr>
+                  <w:pStyle w:val="af7"/>
+                  <w:numPr>
+                    <w:ilvl w:val="0"/>
+                    <w:numId w:val="1"/>
+                  </w:numPr>
+                  <w:spacing w:line="360" w:lineRule="auto"/>
+                  <w:jc w:val="center"/>
+                </w:pPr>
+              </w:p>
+            </w:tc>
+            <w:tc>
+              <w:tcPr>
+                <w:tcW w:w="1332" w:type="dxa"/>
+                <w:vAlign w:val="center"/>
+              </w:tcPr>
+              <w:p>
+                <w:pPr>
+                  <w:pStyle w:val="af7"/>
+                  <w:spacing w:line="360" w:lineRule="auto"/>
+                  <w:jc w:val="center"/>
+                  <w:rPr>
+                    <w:rFonts w:ascii="宋体" w:hAnsi="宋体" w:cs="宋体" w:hint="eastAsia"/>
+                    <w:szCs w:val="21"/>
+                  </w:rPr>
+                </w:pPr>
+                <w:r>
+                  <w:rPr>
+                    <w:rFonts w:ascii="宋体" w:hAnsi="宋体" w:cs="宋体" w:hint="eastAsia"/>
+                    <w:szCs w:val="21"/>
+                  </w:rPr>
+                  <w:t>2026/</w:t>
+                </w:r>
+                <w:r>
+                  <w:rPr>
+                    <w:rFonts w:ascii="宋体" w:hAnsi="宋体" w:cs="宋体" w:hint="eastAsia"/>
+                    <w:szCs w:val="21"/>
+                  </w:rPr>
+                  <w:t>10</w:t>
+                </w:r>
+                <w:r>
+                  <w:rPr>
+                    <w:rFonts w:ascii="宋体" w:hAnsi="宋体" w:cs="宋体" w:hint="eastAsia"/>
+                    <w:szCs w:val="21"/>
+                  </w:rPr>
+                  <w:t>/</w:t>
+                </w:r>
+                <w:r>
+                  <w:rPr>
+                    <w:rFonts w:ascii="宋体" w:hAnsi="宋体" w:cs="宋体" w:hint="eastAsia"/>
+                    <w:szCs w:val="21"/>
+                  </w:rPr>
+                  <w:t>11</w:t>
+                </w:r>
+              </w:p>
+            </w:tc>
+            <w:tc>
+              <w:tcPr>
+                <w:tcW w:w="666" w:type="dxa"/>
+                <w:vAlign w:val="center"/>
+              </w:tcPr>
+              <w:p>
+                <w:pPr>
+                  <w:pStyle w:val="af7"/>
+                  <w:spacing w:line="360" w:lineRule="auto"/>
+                  <w:jc w:val="center"/>
+                  <w:rPr>
+                    <w:rFonts w:hint="eastAsia"/>
+                  </w:rPr>
+                </w:pPr>
+                <w:r>
+                  <w:rPr>
+                    <w:rFonts w:hint="eastAsia"/>
+                  </w:rPr>
+                  <w:t>V1.4</w:t>
+                </w:r>
+              </w:p>
+            </w:tc>
+            <w:tc>
+              <w:tcPr>
+                <w:tcW w:w="1497" w:type="dxa"/>
+                <w:vAlign w:val="center"/>
+              </w:tcPr>
+              <w:p>
+                <w:pPr>
+                  <w:pStyle w:val="af7"/>
+                  <w:spacing w:line="360" w:lineRule="auto"/>
+                  <w:jc w:val="center"/>
+                  <w:rPr>
+                    <w:rFonts w:hint="eastAsia"/>
+                  </w:rPr>
+                </w:pPr>
+                <w:proofErr w:type="spellStart"/>
+                <w:r>
+                  <w:rPr>
+                    <w:rFonts w:hint="eastAsia"/>
+                  </w:rPr>
+                  <w:t>YangWei</w:t>
+                </w:r>
+                <w:proofErr w:type="spellEnd"/>
+              </w:p>
+            </w:tc>
+            <w:tc>
+              <w:tcPr>
+                <w:tcW w:w="4443" w:type="dxa"/>
+                <w:vAlign w:val="center"/>
+              </w:tcPr>
+              <w:p>
+                <w:pPr>
+                  <w:spacing w:line="360" w:lineRule="auto"/>
+                  <w:rPr>
+                    <w:rFonts w:hint="eastAsia"/>
+                  </w:rPr>
+                </w:pPr>
+                <w:proofErr w:type="spellStart"/>
+                <w:r>
+                  <w:rPr>
+                    <w:rStyle w:val="HTML"/>
+                    <w:color w:val="000000"/>
+                  </w:rPr>
+                  <w:t>qc_total_batches</w:t>
+                </w:r>
+                <w:proofErr w:type="spellEnd"/>
+                <w:r>
+                  <w:rPr>
+                    <w:rStyle w:val="HTML"/>
+                    <w:color w:val="000000"/>
+                  </w:rPr>
+                  <w:t xml:space="preserve"> = 0</w:t>
+                </w:r>
+                <w:r>
+                  <w:rPr>
+                    <w:rStyle w:val="HTML"/>
+                    <w:rFonts w:hint="eastAsia"/>
+                    <w:color w:val="000000"/>
+                  </w:rPr>
+                  <w:t>免考</w:t>
+                </w:r>
+                <w:r>
+                  <w:rPr>
+                    <w:rStyle w:val="HTML"/>
+                    <w:rFonts w:hint="eastAsia"/>
+                    <w:color w:val="000000"/>
+                  </w:rPr>
+                  <w:t xml:space="preserve"> 100分</w:t>
+                </w:r>
+              </w:p>
+            </w:tc>
+          </w:tr>
         </w:tbl>
         <w:p>
           <w:pPr>
@@ -3978,27 +4134,7 @@
                     <w:bCs/>
                     <w:noProof/>
                   </w:rPr>
-                  <w:t>Level-1 D</w:t>
-                </w:r>
-                <w:r>
-                  <w:rPr>
-                    <w:rStyle w:val="af"/>
-                    <w:rFonts w:ascii="Arial" w:eastAsia="黑体" w:hAnsi="Arial" w:cs="Times New Roman"/>
-                    <w:b/>
-                    <w:bCs/>
-                    <w:noProof/>
-                  </w:rPr>
-                  <w:t>F</w:t>
-                </w:r>
-                <w:r>
-                  <w:rPr>
-                    <w:rStyle w:val="af"/>
-                    <w:rFonts w:ascii="Arial" w:eastAsia="黑体" w:hAnsi="Arial" w:cs="Times New Roman"/>
-                    <w:b/>
-                    <w:bCs/>
-                    <w:noProof/>
-                  </w:rPr>
-                  <w:t>D</w:t>
+                  <w:t>Level-1 DFD</w:t>
                 </w:r>
                 <w:r>
                   <w:rPr>
@@ -4292,57 +4428,7 @@
                     <w:bCs/>
                     <w:noProof/>
                   </w:rPr>
-                  <w:t>中间</w:t>
-                </w:r>
-                <w:r>
-                  <w:rPr>
-                    <w:rStyle w:val="af"/>
-                    <w:rFonts w:ascii="Arial" w:eastAsia="黑体" w:hAnsi="Arial" w:cs="Times New Roman"/>
-                    <w:b/>
-                    <w:bCs/>
-                    <w:noProof/>
-                  </w:rPr>
-                  <w:t>自</w:t>
-                </w:r>
-                <w:r>
-                  <w:rPr>
-                    <w:rStyle w:val="af"/>
-                    <w:rFonts w:ascii="Arial" w:eastAsia="黑体" w:hAnsi="Arial" w:cs="Times New Roman"/>
-                    <w:b/>
-                    <w:bCs/>
-                    <w:noProof/>
-                  </w:rPr>
-                  <w:t>动</w:t>
-                </w:r>
-                <w:r>
-                  <w:rPr>
-                    <w:rStyle w:val="af"/>
-                    <w:rFonts w:ascii="Arial" w:eastAsia="黑体" w:hAnsi="Arial" w:cs="Times New Roman"/>
-                    <w:b/>
-                    <w:bCs/>
-                    <w:noProof/>
-                  </w:rPr>
-                  <w:t>化处</w:t>
-                </w:r>
-                <w:r>
-                  <w:rPr>
-                    <w:rStyle w:val="af"/>
-                    <w:rFonts w:ascii="Arial" w:eastAsia="黑体" w:hAnsi="Arial" w:cs="Times New Roman"/>
-                    <w:b/>
-                    <w:bCs/>
-                    <w:noProof/>
-                  </w:rPr>
-                  <w:t>理</w:t>
-                </w:r>
-                <w:r>
-                  <w:rPr>
-                    <w:rStyle w:val="af"/>
-                    <w:rFonts w:ascii="Arial" w:eastAsia="黑体" w:hAnsi="Arial" w:cs="Times New Roman"/>
-                    <w:b/>
-                    <w:bCs/>
-                    <w:noProof/>
-                  </w:rPr>
-                  <w:t>规则与算分引擎</w:t>
+                  <w:t>中间自动化处理规则与算分引擎</w:t>
                 </w:r>
                 <w:r>
                   <w:rPr>
@@ -4636,27 +4722,7 @@
                     <w:bCs/>
                     <w:noProof/>
                   </w:rPr>
-                  <w:t>数</w:t>
-                </w:r>
-                <w:r>
-                  <w:rPr>
-                    <w:rStyle w:val="af"/>
-                    <w:rFonts w:ascii="Arial" w:eastAsia="黑体" w:hAnsi="Arial" w:cs="Times New Roman"/>
-                    <w:b/>
-                    <w:bCs/>
-                    <w:noProof/>
-                  </w:rPr>
-                  <w:t>据</w:t>
-                </w:r>
-                <w:r>
-                  <w:rPr>
-                    <w:rStyle w:val="af"/>
-                    <w:rFonts w:ascii="Arial" w:eastAsia="黑体" w:hAnsi="Arial" w:cs="Times New Roman"/>
-                    <w:b/>
-                    <w:bCs/>
-                    <w:noProof/>
-                  </w:rPr>
-                  <w:t>采集适配与自动化计算机制</w:t>
+                  <w:t>数据采集适配与自动化计算机制</w:t>
                 </w:r>
                 <w:r>
                   <w:rPr>
@@ -5813,7 +5879,7 @@
             <w:ind w:firstLineChars="200" w:firstLine="420"/>
             <w:jc w:val="both"/>
             <w:rPr>
-              <w:rFonts w:ascii="Times New Roman" w:hAnsi="Times New Roman" w:cs="Times New Roman" w:hint="eastAsia"/>
+              <w:rFonts w:ascii="Times New Roman" w:hAnsi="Times New Roman" w:cs="Times New Roman"/>
               <w:kern w:val="2"/>
               <w:sz w:val="21"/>
             </w:rPr>
@@ -8741,7 +8807,7 @@
             <w:ind w:firstLineChars="0"/>
             <w:jc w:val="both"/>
             <w:rPr>
-              <w:rFonts w:ascii="Times New Roman" w:hAnsi="Times New Roman" w:cs="Times New Roman" w:hint="eastAsia"/>
+              <w:rFonts w:ascii="Times New Roman" w:hAnsi="Times New Roman" w:cs="Times New Roman"/>
               <w:kern w:val="2"/>
               <w:sz w:val="21"/>
             </w:rPr>
@@ -9942,7 +10008,7 @@
                   <w:widowControl w:val="0"/>
                   <w:jc w:val="both"/>
                   <w:rPr>
-                    <w:rFonts w:ascii="Times New Roman" w:hAnsi="Times New Roman" w:cs="Times New Roman" w:hint="eastAsia"/>
+                    <w:rFonts w:ascii="Times New Roman" w:hAnsi="Times New Roman" w:cs="Times New Roman"/>
                     <w:kern w:val="2"/>
                     <w:sz w:val="21"/>
                     <w:szCs w:val="24"/>
@@ -9968,7 +10034,6 @@
                     <w:lang w:eastAsia="zh-CN"/>
                   </w:rPr>
                 </w:pPr>
-                <w:proofErr w:type="spellStart"/>
                 <w:r>
                   <w:rPr>
                     <w:rFonts w:ascii="Times New Roman" w:hAnsi="Times New Roman" w:cs="Times New Roman"/>
@@ -9979,7 +10044,6 @@
                   </w:rPr>
                   <w:t>校验状态机合法迁移规则，提交</w:t>
                 </w:r>
-                <w:proofErr w:type="spellEnd"/>
                 <w:r>
                   <w:rPr>
                     <w:rFonts w:ascii="Times New Roman" w:hAnsi="Times New Roman" w:cs="Times New Roman"/>
@@ -9990,7 +10054,6 @@
                   </w:rPr>
                   <w:t xml:space="preserve"> AUDITOR </w:t>
                 </w:r>
-                <w:proofErr w:type="spellStart"/>
                 <w:r>
                   <w:rPr>
                     <w:rFonts w:ascii="Times New Roman" w:hAnsi="Times New Roman" w:cs="Times New Roman"/>
@@ -10009,9 +10072,8 @@
                     <w:szCs w:val="24"/>
                     <w:lang w:eastAsia="zh-CN"/>
                   </w:rPr>
-                  <w:t>AUDITOR</w:t>
-                </w:r>
-                <w:proofErr w:type="spellEnd"/>
+                  <w:t xml:space="preserve">AUDITOR </w:t>
+                </w:r>
                 <w:r>
                   <w:rPr>
                     <w:rFonts w:ascii="Times New Roman" w:hAnsi="Times New Roman" w:cs="Times New Roman"/>
@@ -10020,20 +10082,8 @@
                     <w:szCs w:val="24"/>
                     <w:lang w:eastAsia="zh-CN"/>
                   </w:rPr>
-                  <w:t xml:space="preserve"> </w:t>
-                </w:r>
-                <w:proofErr w:type="spellStart"/>
-                <w:r>
-                  <w:rPr>
-                    <w:rFonts w:ascii="Times New Roman" w:hAnsi="Times New Roman" w:cs="Times New Roman"/>
-                    <w:kern w:val="2"/>
-                    <w:sz w:val="21"/>
-                    <w:szCs w:val="24"/>
-                    <w:lang w:eastAsia="zh-CN"/>
-                  </w:rPr>
                   <w:t>裁决通过后更新合作状态为</w:t>
                 </w:r>
-                <w:proofErr w:type="spellEnd"/>
                 <w:r>
                   <w:rPr>
                     <w:rFonts w:ascii="Times New Roman" w:hAnsi="Times New Roman" w:cs="Times New Roman"/>
@@ -11475,7 +11525,7 @@
             <w:ind w:firstLineChars="200" w:firstLine="480"/>
             <w:jc w:val="both"/>
             <w:rPr>
-              <w:rFonts w:ascii="Times New Roman" w:hAnsi="Times New Roman" w:cs="Times New Roman" w:hint="eastAsia"/>
+              <w:rFonts w:ascii="Times New Roman" w:hAnsi="Times New Roman" w:cs="Times New Roman"/>
               <w:kern w:val="2"/>
               <w:sz w:val="21"/>
             </w:rPr>
@@ -11989,7 +12039,6 @@
           <w:p>
             <w:pPr>
               <w:rPr>
-                <w:rFonts w:hint="eastAsia"/>
                 <w:lang w:eastAsia="zh-CN"/>
               </w:rPr>
             </w:pPr>
@@ -13299,13 +13348,12 @@
         <w:spacing w:beforeAutospacing="1" w:afterAutospacing="1"/>
         <w:ind w:left="720"/>
         <w:rPr>
-          <w:sz w:val="21"/>
-          <w:szCs w:val="21"/>
+          <w:rFonts w:hint="eastAsia"/>
         </w:rPr>
       </w:pPr>
       <w:r>
         <w:lastRenderedPageBreak/>
-        <w:t>质量得分 Q = MAX(0, 100 - (</w:t>
+        <w:t>质量得分 (Q): 质量得分 Q = MAX(0, 100 - (</w:t>
       </w:r>
       <w:proofErr w:type="spellStart"/>
       <w:r>
@@ -13329,40 +13377,23 @@
       </w:r>
       <w:proofErr w:type="spellEnd"/>
       <w:r>
-        <w:t xml:space="preserve"> × 50)</w:t>
-      </w:r>
-    </w:p>
-    <w:p>
-      <w:pPr>
-        <w:spacing w:beforeAutospacing="1" w:afterAutospacing="1"/>
-        <w:ind w:left="720"/>
-        <w:rPr>
-          <w:sz w:val="21"/>
-          <w:szCs w:val="21"/>
-        </w:rPr>
-      </w:pPr>
-      <w:r>
-        <w:rPr>
-          <w:sz w:val="21"/>
-          <w:szCs w:val="21"/>
-        </w:rPr>
-        <w:t>(注：若当期 </w:t>
+        <w:t xml:space="preserve"> × 50)(注：若当期 </w:t>
       </w:r>
       <w:proofErr w:type="spellStart"/>
       <w:r>
-        <w:rPr>
-          <w:sz w:val="21"/>
-          <w:szCs w:val="21"/>
-        </w:rPr>
         <w:t>qc_total_batches</w:t>
       </w:r>
       <w:proofErr w:type="spellEnd"/>
       <w:r>
-        <w:rPr>
-          <w:sz w:val="21"/>
-          <w:szCs w:val="21"/>
-        </w:rPr>
-        <w:t xml:space="preserve"> = 0，则启动动态权重归一化算法重配权重)</w:t>
+        <w:t xml:space="preserve"> = 0，即当期无质检/业务发生，则触发零业务免考机制，质量得分 Q 直接计为 100 分，标记 </w:t>
+      </w:r>
+      <w:proofErr w:type="spellStart"/>
+      <w:r>
+        <w:t>quality_exempt</w:t>
+      </w:r>
+      <w:proofErr w:type="spellEnd"/>
+      <w:r>
+        <w:t xml:space="preserve"> = true，避免程序除零异常及无业务期间的虚假扣分)</w:t>
       </w:r>
     </w:p>
     <w:p>
@@ -14005,7 +14036,16 @@
           <w:sz w:val="21"/>
           <w:szCs w:val="21"/>
         </w:rPr>
-        <w:t>（演进接口）：后续无缝替换为从 ERP/WMS 定时拉取实际入库单与质检单。</w:t>
+        <w:t>（演进接口）：后续无缝替换为从 ERP/WMS 定时</w:t>
+      </w:r>
+      <w:r>
+        <w:rPr>
+          <w:rFonts w:ascii="宋体" w:eastAsia="宋体" w:hAnsi="宋体" w:cs="宋体"/>
+          <w:sz w:val="21"/>
+          <w:szCs w:val="21"/>
+        </w:rPr>
+        <w:lastRenderedPageBreak/>
+        <w:t>拉取实际入库单与质检单。</w:t>
       </w:r>
     </w:p>
     <w:p>
@@ -14044,7 +14084,6 @@
           <w:sz w:val="28"/>
           <w:szCs w:val="28"/>
         </w:rPr>
-        <w:lastRenderedPageBreak/>
         <w:t>后置流向：系统级业务强阻断与状态机联动</w:t>
       </w:r>
       <w:bookmarkEnd w:id="24"/>
@@ -14461,7 +14500,6 @@
               </w:rPr>
               <w:t xml:space="preserve">D </w:t>
             </w:r>
-            <w:proofErr w:type="spellStart"/>
             <w:r>
               <w:rPr>
                 <w:rFonts w:ascii="Times New Roman" w:hAnsi="Times New Roman" w:cs="Times New Roman"/>
@@ -14471,7 +14509,6 @@
               </w:rPr>
               <w:t>级绩效经</w:t>
             </w:r>
-            <w:proofErr w:type="spellEnd"/>
             <w:r>
               <w:rPr>
                 <w:rFonts w:ascii="Times New Roman" w:hAnsi="Times New Roman" w:cs="Times New Roman"/>
@@ -14481,7 +14518,6 @@
               </w:rPr>
               <w:t xml:space="preserve"> AUDITOR </w:t>
             </w:r>
-            <w:proofErr w:type="spellStart"/>
             <w:r>
               <w:rPr>
                 <w:rFonts w:ascii="Times New Roman" w:hAnsi="Times New Roman" w:cs="Times New Roman"/>
@@ -14491,6 +14527,7 @@
               </w:rPr>
               <w:t>复核通过后，系统仅更新供应商最新绩效等级（</w:t>
             </w:r>
+            <w:proofErr w:type="spellStart"/>
             <w:r>
               <w:rPr>
                 <w:rFonts w:ascii="Times New Roman" w:hAnsi="Times New Roman" w:cs="Times New Roman"/>
@@ -14517,7 +14554,7 @@
                 <w:sz w:val="21"/>
                 <w:lang w:eastAsia="zh-CN"/>
               </w:rPr>
-              <w:t>）</w:t>
+              <w:t>）并自动打上风险预警标记（</w:t>
             </w:r>
             <w:proofErr w:type="spellStart"/>
             <w:r>
@@ -14527,8 +14564,9 @@
                 <w:sz w:val="21"/>
                 <w:lang w:eastAsia="zh-CN"/>
               </w:rPr>
-              <w:t>并自动打上风险预警标记（</w:t>
+              <w:t>risk_warning</w:t>
             </w:r>
+            <w:proofErr w:type="spellEnd"/>
             <w:r>
               <w:rPr>
                 <w:rFonts w:ascii="Times New Roman" w:hAnsi="Times New Roman" w:cs="Times New Roman"/>
@@ -14536,9 +14574,8 @@
                 <w:sz w:val="21"/>
                 <w:lang w:eastAsia="zh-CN"/>
               </w:rPr>
-              <w:t>risk_warning</w:t>
+              <w:t xml:space="preserve"> = true</w:t>
             </w:r>
-            <w:proofErr w:type="spellEnd"/>
             <w:r>
               <w:rPr>
                 <w:rFonts w:ascii="Times New Roman" w:hAnsi="Times New Roman" w:cs="Times New Roman"/>
@@ -14546,7 +14583,7 @@
                 <w:sz w:val="21"/>
                 <w:lang w:eastAsia="zh-CN"/>
               </w:rPr>
-              <w:t xml:space="preserve"> = true</w:t>
+              <w:t>），系统不会自动变更供应商的合作状态。若需对</w:t>
             </w:r>
             <w:r>
               <w:rPr>
@@ -14555,9 +14592,8 @@
                 <w:sz w:val="21"/>
                 <w:lang w:eastAsia="zh-CN"/>
               </w:rPr>
-              <w:t>），</w:t>
+              <w:t xml:space="preserve"> D </w:t>
             </w:r>
-            <w:proofErr w:type="spellStart"/>
             <w:r>
               <w:rPr>
                 <w:rFonts w:ascii="Times New Roman" w:hAnsi="Times New Roman" w:cs="Times New Roman"/>
@@ -14565,9 +14601,8 @@
                 <w:sz w:val="21"/>
                 <w:lang w:eastAsia="zh-CN"/>
               </w:rPr>
-              <w:t>系统不会自动变更供应商的合作状态。若需对</w:t>
+              <w:t>级供应商暂停合作，由</w:t>
             </w:r>
-            <w:proofErr w:type="spellEnd"/>
             <w:r>
               <w:rPr>
                 <w:rFonts w:ascii="Times New Roman" w:hAnsi="Times New Roman" w:cs="Times New Roman"/>
@@ -14575,9 +14610,8 @@
                 <w:sz w:val="21"/>
                 <w:lang w:eastAsia="zh-CN"/>
               </w:rPr>
-              <w:t xml:space="preserve"> D </w:t>
+              <w:t xml:space="preserve"> STAFF </w:t>
             </w:r>
-            <w:proofErr w:type="spellStart"/>
             <w:r>
               <w:rPr>
                 <w:rFonts w:ascii="Times New Roman" w:hAnsi="Times New Roman" w:cs="Times New Roman"/>
@@ -14585,9 +14619,8 @@
                 <w:sz w:val="21"/>
                 <w:lang w:eastAsia="zh-CN"/>
               </w:rPr>
-              <w:t>级供应商暂停合作，由</w:t>
+              <w:t>根据风险预警提示人工提交</w:t>
             </w:r>
-            <w:proofErr w:type="spellEnd"/>
             <w:r>
               <w:rPr>
                 <w:rFonts w:ascii="Times New Roman" w:hAnsi="Times New Roman" w:cs="Times New Roman"/>
@@ -14595,9 +14628,8 @@
                 <w:sz w:val="21"/>
                 <w:lang w:eastAsia="zh-CN"/>
               </w:rPr>
-              <w:t xml:space="preserve"> STAFF </w:t>
+              <w:t> SUSPEND </w:t>
             </w:r>
-            <w:proofErr w:type="spellStart"/>
             <w:r>
               <w:rPr>
                 <w:rFonts w:ascii="Times New Roman" w:hAnsi="Times New Roman" w:cs="Times New Roman"/>
@@ -14605,9 +14637,8 @@
                 <w:sz w:val="21"/>
                 <w:lang w:eastAsia="zh-CN"/>
               </w:rPr>
-              <w:t>根据风险预警提示人工提交</w:t>
+              <w:t>停用申请，按标准生命周期流程经</w:t>
             </w:r>
-            <w:proofErr w:type="spellEnd"/>
             <w:r>
               <w:rPr>
                 <w:rFonts w:ascii="Times New Roman" w:hAnsi="Times New Roman" w:cs="Times New Roman"/>
@@ -14615,9 +14646,8 @@
                 <w:sz w:val="21"/>
                 <w:lang w:eastAsia="zh-CN"/>
               </w:rPr>
-              <w:t> SUSPEND </w:t>
+              <w:t xml:space="preserve"> AUDITOR </w:t>
             </w:r>
-            <w:proofErr w:type="spellStart"/>
             <w:r>
               <w:rPr>
                 <w:rFonts w:ascii="Times New Roman" w:hAnsi="Times New Roman" w:cs="Times New Roman"/>
@@ -14625,37 +14655,7 @@
                 <w:sz w:val="21"/>
                 <w:lang w:eastAsia="zh-CN"/>
               </w:rPr>
-              <w:t>停用申请，按标准生命周期流程经</w:t>
-            </w:r>
-            <w:proofErr w:type="spellEnd"/>
-            <w:r>
-              <w:rPr>
-                <w:rFonts w:ascii="Times New Roman" w:hAnsi="Times New Roman" w:cs="Times New Roman"/>
-                <w:kern w:val="2"/>
-                <w:sz w:val="21"/>
-                <w:lang w:eastAsia="zh-CN"/>
-              </w:rPr>
-              <w:t xml:space="preserve"> AUDITOR </w:t>
-            </w:r>
-            <w:proofErr w:type="spellStart"/>
-            <w:r>
-              <w:rPr>
-                <w:rFonts w:ascii="Times New Roman" w:hAnsi="Times New Roman" w:cs="Times New Roman"/>
-                <w:kern w:val="2"/>
-                <w:sz w:val="21"/>
-                <w:lang w:eastAsia="zh-CN"/>
-              </w:rPr>
-              <w:t>审批后生效</w:t>
-            </w:r>
-            <w:proofErr w:type="spellEnd"/>
-            <w:r>
-              <w:rPr>
-                <w:rFonts w:ascii="Times New Roman" w:hAnsi="Times New Roman" w:cs="Times New Roman"/>
-                <w:kern w:val="2"/>
-                <w:sz w:val="21"/>
-                <w:lang w:eastAsia="zh-CN"/>
-              </w:rPr>
-              <w:t>。</w:t>
+              <w:t>审批后生效。</w:t>
             </w:r>
           </w:p>
         </w:tc>
